--- a/Dokumentation.docx
+++ b/Dokumentation.docx
@@ -7,53 +7,48 @@
         <w:pStyle w:val="KeinLeerraum"/>
         <w:jc w:val="center"/>
         <w:rPr>
+          <w:b/>
+          <w:bCs/>
           <w:sz w:val="40"/>
           <w:szCs w:val="40"/>
-          <w:lang w:val="en-US"/>
-        </w:rPr>
-      </w:pPr>
-      <w:r>
-        <w:rPr>
+        </w:rPr>
+      </w:pPr>
+      <w:r>
+        <w:rPr>
+          <w:b/>
+          <w:bCs/>
           <w:sz w:val="40"/>
           <w:szCs w:val="40"/>
-          <w:lang w:val="en-US"/>
-        </w:rPr>
-        <w:t xml:space="preserve">Word </w:t>
-      </w:r>
-      <w:proofErr w:type="spellStart"/>
-      <w:r>
-        <w:rPr>
+        </w:rPr>
+        <w:t xml:space="preserve">Dokumentation To-Do </w:t>
+      </w:r>
+      <w:proofErr w:type="spellStart"/>
+      <w:r>
+        <w:rPr>
+          <w:b/>
+          <w:bCs/>
           <w:sz w:val="40"/>
           <w:szCs w:val="40"/>
-          <w:lang w:val="en-US"/>
-        </w:rPr>
-        <w:t>Dokumentation</w:t>
-      </w:r>
-      <w:proofErr w:type="spellEnd"/>
-      <w:r>
-        <w:rPr>
-          <w:sz w:val="40"/>
-          <w:szCs w:val="40"/>
-          <w:lang w:val="en-US"/>
-        </w:rPr>
-        <w:t xml:space="preserve"> To-Do Application</w:t>
-      </w:r>
+        </w:rPr>
+        <w:t>Application</w:t>
+      </w:r>
+      <w:proofErr w:type="spellEnd"/>
     </w:p>
     <w:p>
       <w:pPr>
         <w:pStyle w:val="KeinLeerraum"/>
         <w:jc w:val="center"/>
         <w:rPr>
-          <w:sz w:val="28"/>
-          <w:szCs w:val="28"/>
-          <w:lang w:val="en-US"/>
-        </w:rPr>
-      </w:pPr>
-      <w:r>
-        <w:rPr>
-          <w:sz w:val="28"/>
-          <w:szCs w:val="28"/>
-          <w:lang w:val="en-US"/>
+          <w:sz w:val="32"/>
+          <w:szCs w:val="32"/>
+        </w:rPr>
+      </w:pPr>
+      <w:r>
+        <w:rPr>
+          <w:b/>
+          <w:bCs/>
+          <w:sz w:val="32"/>
+          <w:szCs w:val="32"/>
         </w:rPr>
         <w:t>Von Janis</w:t>
       </w:r>
@@ -66,40 +61,32 @@
           <w:bCs/>
           <w:sz w:val="28"/>
           <w:szCs w:val="28"/>
-          <w:lang w:val="de-DE"/>
-        </w:rPr>
-      </w:pPr>
-      <w:r>
-        <w:rPr>
-          <w:b/>
-          <w:bCs/>
-          <w:sz w:val="28"/>
-          <w:szCs w:val="28"/>
-          <w:lang w:val="de-DE"/>
-        </w:rPr>
-        <w:t>Ausgangslage:</w:t>
-      </w:r>
-    </w:p>
-    <w:p>
-      <w:pPr>
-        <w:pStyle w:val="KeinLeerraum"/>
-      </w:pPr>
-      <w:r>
-        <w:t>Am Anfang hatte ich ein fertiges Node.js-Projekt, das auf GitHub war. Meine Aufgabe war es, das Projekt auf meinen PC zu holen und es zuerst einmal zum Laufen zu bringen. Danach sollte ich das Projekt mit Docker vorbereiten, damit die Anwendung auch in einem Container gestartet werden kann.</w:t>
-      </w:r>
-    </w:p>
-    <w:p>
-      <w:pPr>
-        <w:pStyle w:val="KeinLeerraum"/>
-      </w:pPr>
-      <w:r>
-        <w:t xml:space="preserve">Zusätzlich sollte ich eine README.md erstellen </w:t>
-      </w:r>
-      <w:r>
-        <w:t>also besser gesagt bearbei</w:t>
-      </w:r>
-      <w:r>
-        <w:t xml:space="preserve">ten. Dort werden wichtige Informationen zum Projekt und zur Installation beschrieben. Für die ganze Arbeit musste ich mich mit GitHub, </w:t>
+        </w:rPr>
+      </w:pPr>
+      <w:r>
+        <w:rPr>
+          <w:b/>
+          <w:bCs/>
+          <w:sz w:val="28"/>
+          <w:szCs w:val="28"/>
+        </w:rPr>
+        <w:t>Ausgangslage</w:t>
+      </w:r>
+    </w:p>
+    <w:p>
+      <w:pPr>
+        <w:pStyle w:val="KeinLeerraum"/>
+      </w:pPr>
+      <w:r>
+        <w:t>Am Anfang hatte ich ein fertiges Node.js-Projekt auf GitHub. Meine Aufgabe war es, das Projekt auf meinen PC zu holen, lokal zum Laufen zu bringen und anschliessend mit Docker zu starten.</w:t>
+      </w:r>
+    </w:p>
+    <w:p>
+      <w:pPr>
+        <w:pStyle w:val="KeinLeerraum"/>
+      </w:pPr>
+      <w:r>
+        <w:t xml:space="preserve">Zusätzlich sollte ich die README.md bearbeiten. Dort werden wichtige Informationen zum Projekt, zur Installation und zum Starten beschrieben. Für die Arbeit musste ich mich mit GitHub, </w:t>
       </w:r>
       <w:proofErr w:type="spellStart"/>
       <w:r>
@@ -121,6 +108,12 @@
     <w:p>
       <w:pPr>
         <w:pStyle w:val="KeinLeerraum"/>
+        <w:rPr>
+          <w:b/>
+          <w:bCs/>
+          <w:sz w:val="28"/>
+          <w:szCs w:val="28"/>
+        </w:rPr>
       </w:pPr>
       <w:r>
         <w:rPr>
@@ -128,13 +121,13 @@
           <w:lang w:val="de-DE"/>
         </w:rPr>
         <w:drawing>
-          <wp:anchor distT="0" distB="0" distL="114300" distR="114300" simplePos="0" relativeHeight="251658240" behindDoc="1" locked="0" layoutInCell="1" allowOverlap="1" wp14:anchorId="4733BFD7" wp14:editId="7CB5E3E0">
+          <wp:anchor distT="0" distB="0" distL="114300" distR="114300" simplePos="0" relativeHeight="251658240" behindDoc="1" locked="0" layoutInCell="1" allowOverlap="1" wp14:anchorId="4733BFD7" wp14:editId="3B991622">
             <wp:simplePos x="0" y="0"/>
             <wp:positionH relativeFrom="margin">
               <wp:align>left</wp:align>
             </wp:positionH>
             <wp:positionV relativeFrom="paragraph">
-              <wp:posOffset>8985</wp:posOffset>
+              <wp:posOffset>24765</wp:posOffset>
             </wp:positionV>
             <wp:extent cx="5445940" cy="2501183"/>
             <wp:effectExtent l="0" t="0" r="2540" b="0"/>
@@ -153,7 +146,7 @@
                     </pic:cNvPicPr>
                   </pic:nvPicPr>
                   <pic:blipFill>
-                    <a:blip r:embed="rId6">
+                    <a:blip r:embed="rId8">
                       <a:extLst>
                         <a:ext uri="{28A0092B-C50C-407E-A947-70E740481C1C}">
                           <a14:useLocalDpi xmlns:a14="http://schemas.microsoft.com/office/drawing/2010/main" val="0"/>
@@ -168,7 +161,7 @@
                   <pic:spPr bwMode="auto">
                     <a:xfrm>
                       <a:off x="0" y="0"/>
-                      <a:ext cx="5480021" cy="2516835"/>
+                      <a:ext cx="5445940" cy="2501183"/>
                     </a:xfrm>
                     <a:prstGeom prst="rect">
                       <a:avLst/>
@@ -194,135 +187,169 @@
     <w:p>
       <w:pPr>
         <w:pStyle w:val="KeinLeerraum"/>
-      </w:pPr>
-    </w:p>
-    <w:p>
-      <w:pPr>
-        <w:pStyle w:val="KeinLeerraum"/>
-      </w:pPr>
-    </w:p>
-    <w:p>
-      <w:pPr>
-        <w:pStyle w:val="KeinLeerraum"/>
-        <w:rPr>
-          <w:lang w:val="de-DE"/>
-        </w:rPr>
-      </w:pPr>
-    </w:p>
-    <w:p>
-      <w:pPr>
-        <w:jc w:val="both"/>
-        <w:rPr>
-          <w:lang w:val="de-DE"/>
-        </w:rPr>
-      </w:pPr>
-    </w:p>
-    <w:p>
-      <w:pPr>
-        <w:jc w:val="both"/>
-        <w:rPr>
-          <w:lang w:val="de-DE"/>
-        </w:rPr>
-      </w:pPr>
-    </w:p>
-    <w:p>
-      <w:pPr>
-        <w:jc w:val="both"/>
-        <w:rPr>
-          <w:lang w:val="de-DE"/>
-        </w:rPr>
-      </w:pPr>
-    </w:p>
-    <w:p>
-      <w:pPr>
-        <w:jc w:val="both"/>
-        <w:rPr>
-          <w:lang w:val="de-DE"/>
-        </w:rPr>
-      </w:pPr>
-    </w:p>
-    <w:p>
-      <w:pPr>
-        <w:jc w:val="both"/>
-        <w:rPr>
-          <w:lang w:val="de-DE"/>
-        </w:rPr>
-      </w:pPr>
-    </w:p>
-    <w:p>
-      <w:pPr>
-        <w:jc w:val="both"/>
-        <w:rPr>
-          <w:lang w:val="de-DE"/>
-        </w:rPr>
-      </w:pPr>
-    </w:p>
-    <w:p>
-      <w:pPr>
-        <w:pStyle w:val="KeinLeerraum"/>
-        <w:rPr>
-          <w:sz w:val="20"/>
-          <w:szCs w:val="20"/>
-          <w:lang w:val="de-DE"/>
-        </w:rPr>
-      </w:pPr>
-      <w:r>
-        <w:rPr>
-          <w:sz w:val="20"/>
-          <w:szCs w:val="20"/>
-          <w:lang w:val="de-DE"/>
-        </w:rPr>
-        <w:t>(Auf diesem Bild ist das Node.js-Projekt)</w:t>
-      </w:r>
-    </w:p>
-    <w:p>
-      <w:pPr>
-        <w:pStyle w:val="KeinLeerraum"/>
-        <w:rPr>
-          <w:b/>
-          <w:bCs/>
-          <w:sz w:val="28"/>
-          <w:szCs w:val="28"/>
-          <w:lang w:val="de-DE"/>
-        </w:rPr>
-      </w:pPr>
-    </w:p>
-    <w:p>
-      <w:pPr>
-        <w:pStyle w:val="KeinLeerraum"/>
-        <w:rPr>
-          <w:b/>
-          <w:bCs/>
-          <w:sz w:val="28"/>
-          <w:szCs w:val="28"/>
-          <w:lang w:val="de-DE"/>
-        </w:rPr>
-      </w:pPr>
-      <w:r>
-        <w:rPr>
-          <w:b/>
-          <w:bCs/>
-          <w:sz w:val="28"/>
-          <w:szCs w:val="28"/>
-          <w:lang w:val="de-DE"/>
-        </w:rPr>
-        <w:t>Ziel:</w:t>
-      </w:r>
-    </w:p>
-    <w:p>
-      <w:pPr>
-        <w:pStyle w:val="KeinLeerraum"/>
-      </w:pPr>
-      <w:r>
-        <w:t>Das Ziel dieser Arbeit war es, eine Node.js-Anwendung richtig einzurichten und mit Docker zum Laufen zu bringen. Ich wollte dabei lernen, wie man ein Projekt von GitHub herunterlädt, bearbeitet und wieder hochlädt.</w:t>
-      </w:r>
-    </w:p>
-    <w:p>
-      <w:pPr>
-        <w:pStyle w:val="KeinLeerraum"/>
-      </w:pPr>
-      <w:r>
-        <w:t xml:space="preserve">Ausserdem sollte ich lernen, wie man ein </w:t>
+        <w:rPr>
+          <w:b/>
+          <w:bCs/>
+          <w:sz w:val="28"/>
+          <w:szCs w:val="28"/>
+        </w:rPr>
+      </w:pPr>
+    </w:p>
+    <w:p>
+      <w:pPr>
+        <w:pStyle w:val="KeinLeerraum"/>
+        <w:rPr>
+          <w:b/>
+          <w:bCs/>
+          <w:sz w:val="28"/>
+          <w:szCs w:val="28"/>
+        </w:rPr>
+      </w:pPr>
+    </w:p>
+    <w:p>
+      <w:pPr>
+        <w:pStyle w:val="KeinLeerraum"/>
+        <w:rPr>
+          <w:b/>
+          <w:bCs/>
+          <w:sz w:val="28"/>
+          <w:szCs w:val="28"/>
+        </w:rPr>
+      </w:pPr>
+    </w:p>
+    <w:p>
+      <w:pPr>
+        <w:pStyle w:val="KeinLeerraum"/>
+        <w:rPr>
+          <w:b/>
+          <w:bCs/>
+          <w:sz w:val="28"/>
+          <w:szCs w:val="28"/>
+        </w:rPr>
+      </w:pPr>
+    </w:p>
+    <w:p>
+      <w:pPr>
+        <w:pStyle w:val="KeinLeerraum"/>
+        <w:rPr>
+          <w:b/>
+          <w:bCs/>
+          <w:sz w:val="28"/>
+          <w:szCs w:val="28"/>
+        </w:rPr>
+      </w:pPr>
+    </w:p>
+    <w:p>
+      <w:pPr>
+        <w:pStyle w:val="KeinLeerraum"/>
+        <w:rPr>
+          <w:b/>
+          <w:bCs/>
+          <w:sz w:val="28"/>
+          <w:szCs w:val="28"/>
+        </w:rPr>
+      </w:pPr>
+    </w:p>
+    <w:p>
+      <w:pPr>
+        <w:pStyle w:val="KeinLeerraum"/>
+        <w:rPr>
+          <w:b/>
+          <w:bCs/>
+          <w:sz w:val="28"/>
+          <w:szCs w:val="28"/>
+        </w:rPr>
+      </w:pPr>
+    </w:p>
+    <w:p>
+      <w:pPr>
+        <w:pStyle w:val="KeinLeerraum"/>
+        <w:rPr>
+          <w:b/>
+          <w:bCs/>
+          <w:sz w:val="28"/>
+          <w:szCs w:val="28"/>
+        </w:rPr>
+      </w:pPr>
+    </w:p>
+    <w:p>
+      <w:pPr>
+        <w:pStyle w:val="KeinLeerraum"/>
+        <w:rPr>
+          <w:b/>
+          <w:bCs/>
+          <w:sz w:val="28"/>
+          <w:szCs w:val="28"/>
+        </w:rPr>
+      </w:pPr>
+    </w:p>
+    <w:p>
+      <w:pPr>
+        <w:pStyle w:val="KeinLeerraum"/>
+        <w:rPr>
+          <w:b/>
+          <w:bCs/>
+          <w:sz w:val="28"/>
+          <w:szCs w:val="28"/>
+        </w:rPr>
+      </w:pPr>
+    </w:p>
+    <w:p>
+      <w:pPr>
+        <w:pStyle w:val="KeinLeerraum"/>
+        <w:rPr>
+          <w:b/>
+          <w:bCs/>
+          <w:sz w:val="28"/>
+          <w:szCs w:val="28"/>
+        </w:rPr>
+      </w:pPr>
+    </w:p>
+    <w:p>
+      <w:pPr>
+        <w:pStyle w:val="KeinLeerraum"/>
+        <w:rPr>
+          <w:b/>
+          <w:bCs/>
+          <w:sz w:val="28"/>
+          <w:szCs w:val="28"/>
+        </w:rPr>
+      </w:pPr>
+    </w:p>
+    <w:p>
+      <w:pPr>
+        <w:pStyle w:val="KeinLeerraum"/>
+        <w:rPr>
+          <w:b/>
+          <w:bCs/>
+          <w:sz w:val="28"/>
+          <w:szCs w:val="28"/>
+        </w:rPr>
+      </w:pPr>
+      <w:r>
+        <w:rPr>
+          <w:b/>
+          <w:bCs/>
+          <w:sz w:val="28"/>
+          <w:szCs w:val="28"/>
+        </w:rPr>
+        <w:t>Ziel</w:t>
+      </w:r>
+    </w:p>
+    <w:p>
+      <w:pPr>
+        <w:pStyle w:val="KeinLeerraum"/>
+      </w:pPr>
+      <w:r>
+        <w:t>Das Ziel war es, eine Node.js-Anwendung richtig einzurichten und mit Docker zum Laufen zu bringen. Dabei wollte ich lernen, wie man ein Projekt von GitHub herunterlädt, bearbeitet und wieder hochlädt.</w:t>
+      </w:r>
+    </w:p>
+    <w:p>
+      <w:pPr>
+        <w:pStyle w:val="KeinLeerraum"/>
+      </w:pPr>
+      <w:r>
+        <w:t xml:space="preserve">Ausserdem sollte ich lernen, ein </w:t>
       </w:r>
       <w:proofErr w:type="spellStart"/>
       <w:r>
@@ -343,7 +370,7 @@
       <w:proofErr w:type="spellEnd"/>
       <w:proofErr w:type="gramEnd"/>
       <w:r>
-        <w:t xml:space="preserve"> erstellt und daraus ein Docker-Image und einen Container erstellt. Mit Docker </w:t>
+        <w:t xml:space="preserve"> zu erstellen sowie daraus ein Docker-Image und einen Container zu erstellen. Mit Docker </w:t>
       </w:r>
       <w:proofErr w:type="spellStart"/>
       <w:r>
@@ -351,15 +378,7 @@
       </w:r>
       <w:proofErr w:type="spellEnd"/>
       <w:r>
-        <w:t xml:space="preserve"> sollte das Starten der Anwendung einfacher gemacht werden.</w:t>
-      </w:r>
-    </w:p>
-    <w:p>
-      <w:pPr>
-        <w:pStyle w:val="KeinLeerraum"/>
-      </w:pPr>
-      <w:r>
-        <w:t>Am Schluss sollte das Projekt funktionieren und die wichtigsten Schritte sollten in der README.md dokumentiert sein.</w:t>
+        <w:t xml:space="preserve"> sollte das Starten der Anwendung vereinfacht werden.</w:t>
       </w:r>
     </w:p>
     <w:p>
@@ -371,15 +390,15 @@
           <w:noProof/>
         </w:rPr>
         <w:drawing>
-          <wp:anchor distT="0" distB="0" distL="114300" distR="114300" simplePos="0" relativeHeight="251659264" behindDoc="1" locked="0" layoutInCell="1" allowOverlap="1" wp14:anchorId="6123EFDE" wp14:editId="7CB968E2">
+          <wp:anchor distT="0" distB="0" distL="114300" distR="114300" simplePos="0" relativeHeight="251659264" behindDoc="1" locked="0" layoutInCell="1" allowOverlap="1" wp14:anchorId="6123EFDE" wp14:editId="16471F9D">
             <wp:simplePos x="0" y="0"/>
             <wp:positionH relativeFrom="margin">
-              <wp:align>center</wp:align>
+              <wp:posOffset>-314325</wp:posOffset>
             </wp:positionH>
             <wp:positionV relativeFrom="paragraph">
-              <wp:posOffset>8159</wp:posOffset>
+              <wp:posOffset>41275</wp:posOffset>
             </wp:positionV>
-            <wp:extent cx="6538528" cy="1415803"/>
+            <wp:extent cx="6537960" cy="1415415"/>
             <wp:effectExtent l="0" t="0" r="0" b="0"/>
             <wp:wrapNone/>
             <wp:docPr id="2140332104" name="Grafik 2"/>
@@ -396,7 +415,7 @@
                     </pic:cNvPicPr>
                   </pic:nvPicPr>
                   <pic:blipFill>
-                    <a:blip r:embed="rId7">
+                    <a:blip r:embed="rId9">
                       <a:extLst>
                         <a:ext uri="{28A0092B-C50C-407E-A947-70E740481C1C}">
                           <a14:useLocalDpi xmlns:a14="http://schemas.microsoft.com/office/drawing/2010/main" val="0"/>
@@ -411,7 +430,7 @@
                   <pic:spPr bwMode="auto">
                     <a:xfrm>
                       <a:off x="0" y="0"/>
-                      <a:ext cx="6538528" cy="1415803"/>
+                      <a:ext cx="6537960" cy="1415415"/>
                     </a:xfrm>
                     <a:prstGeom prst="rect">
                       <a:avLst/>
@@ -472,19 +491,79 @@
     <w:p>
       <w:pPr>
         <w:pStyle w:val="KeinLeerraum"/>
-      </w:pPr>
-      <w:r>
-        <w:t>(So sollte es am Schluss aussehen, es sollte über ein Docker laufen)</w:t>
-      </w:r>
-    </w:p>
-    <w:p>
-      <w:pPr>
-        <w:pStyle w:val="KeinLeerraum"/>
-      </w:pPr>
-    </w:p>
-    <w:p>
-      <w:pPr>
-        <w:pStyle w:val="KeinLeerraum"/>
+        <w:rPr>
+          <w:b/>
+          <w:bCs/>
+          <w:lang w:val="en-US"/>
+        </w:rPr>
+      </w:pPr>
+      <w:r>
+        <w:rPr>
+          <w:b/>
+          <w:bCs/>
+          <w:sz w:val="28"/>
+          <w:szCs w:val="28"/>
+          <w:lang w:val="en-US"/>
+        </w:rPr>
+        <w:t xml:space="preserve">GitHub-Fork und Repository </w:t>
+      </w:r>
+      <w:proofErr w:type="spellStart"/>
+      <w:r>
+        <w:rPr>
+          <w:b/>
+          <w:bCs/>
+          <w:sz w:val="28"/>
+          <w:szCs w:val="28"/>
+          <w:lang w:val="en-US"/>
+        </w:rPr>
+        <w:t>klonen</w:t>
+      </w:r>
+      <w:proofErr w:type="spellEnd"/>
+    </w:p>
+    <w:p>
+      <w:pPr>
+        <w:pStyle w:val="KeinLeerraum"/>
+      </w:pPr>
+      <w:r>
+        <w:t>Als Erstes habe ich das Projekt auf GitHub geöffnet und einen Fork erstellt. Dadurch hatte ich eine eigene Kopie des Projekts in meinem GitHub-Account.</w:t>
+      </w:r>
+    </w:p>
+    <w:p>
+      <w:pPr>
+        <w:pStyle w:val="KeinLeerraum"/>
+      </w:pPr>
+      <w:r>
+        <w:t xml:space="preserve">Danach habe ich die Repository-URL kopiert und das Projekt mit </w:t>
+      </w:r>
+      <w:proofErr w:type="spellStart"/>
+      <w:r>
+        <w:t>git</w:t>
+      </w:r>
+      <w:proofErr w:type="spellEnd"/>
+      <w:r>
+        <w:t xml:space="preserve"> clone auf meinen Computer heruntergeladen. So konnte ich lokal mit den Projektdateien arbeiten.</w:t>
+      </w:r>
+    </w:p>
+    <w:p>
+      <w:pPr>
+        <w:pStyle w:val="KeinLeerraum"/>
+        <w:rPr>
+          <w:b/>
+          <w:bCs/>
+          <w:sz w:val="28"/>
+          <w:szCs w:val="28"/>
+        </w:rPr>
+      </w:pPr>
+    </w:p>
+    <w:p>
+      <w:pPr>
+        <w:pStyle w:val="KeinLeerraum"/>
+        <w:rPr>
+          <w:b/>
+          <w:bCs/>
+          <w:sz w:val="28"/>
+          <w:szCs w:val="28"/>
+        </w:rPr>
       </w:pPr>
     </w:p>
     <w:p>
@@ -505,122 +584,578 @@
           <w:szCs w:val="28"/>
         </w:rPr>
         <w:lastRenderedPageBreak/>
-        <w:t>GitHub-Fork</w:t>
-      </w:r>
-      <w:r>
-        <w:rPr>
-          <w:b/>
-          <w:bCs/>
-          <w:sz w:val="28"/>
-          <w:szCs w:val="28"/>
-        </w:rPr>
-        <w:t>:</w:t>
-      </w:r>
-    </w:p>
-    <w:p>
-      <w:pPr>
-        <w:pStyle w:val="KeinLeerraum"/>
-      </w:pPr>
-      <w:r>
-        <w:t>Als Erstes habe ich das Projekt auf GitHub geöffnet. Damit ich meine eigenen Änderungen am Projekt machen konnte, habe ich einen Fork erstellt. Dadurch hatte ich eine eigene Kopie des Projekts in meinem GitHub-Account.</w:t>
-      </w:r>
-    </w:p>
-    <w:p>
-      <w:pPr>
-        <w:pStyle w:val="KeinLeerraum"/>
-      </w:pPr>
-      <w:r>
-        <w:t>Nach dem Fork konnte ich das Projekt unabhängig vom ursprünglichen Repository bearbeiten und meine Änderungen dort speichern.</w:t>
-      </w:r>
-    </w:p>
-    <w:p>
-      <w:pPr>
-        <w:pStyle w:val="KeinLeerraum"/>
-      </w:pPr>
-    </w:p>
-    <w:p>
-      <w:pPr>
-        <w:pStyle w:val="KeinLeerraum"/>
-        <w:rPr>
-          <w:b/>
-          <w:bCs/>
-          <w:sz w:val="32"/>
-          <w:szCs w:val="32"/>
-        </w:rPr>
-      </w:pPr>
-      <w:r>
-        <w:rPr>
-          <w:b/>
-          <w:bCs/>
-          <w:sz w:val="32"/>
-          <w:szCs w:val="32"/>
-        </w:rPr>
-        <w:t>Repository klonen</w:t>
-      </w:r>
-    </w:p>
-    <w:p>
-      <w:pPr>
-        <w:pStyle w:val="KeinLeerraum"/>
-      </w:pPr>
-      <w:r>
-        <w:t xml:space="preserve">Nachdem ich den Fork erstellt hatte, musste ich das Repository auf meinen Computer klonen. Dafür habe ich die Repository-URL von GitHub kopiert und im Terminal den Befehl </w:t>
+        <w:t>Entwicklungsumgebung</w:t>
+      </w:r>
+    </w:p>
+    <w:p>
+      <w:pPr>
+        <w:pStyle w:val="KeinLeerraum"/>
+      </w:pPr>
+      <w:r>
+        <w:t xml:space="preserve">Für die Arbeit habe ich Visual Studio Code verwendet. Zusätzlich habe ich Node.js und </w:t>
+      </w:r>
+      <w:proofErr w:type="spellStart"/>
+      <w:r>
+        <w:t>npm</w:t>
+      </w:r>
+      <w:proofErr w:type="spellEnd"/>
+      <w:r>
+        <w:t xml:space="preserve"> installiert, um die Anwendung lokal zu starten und zu testen. Für Docker habe ich Docker Desktop verwendet.</w:t>
+      </w:r>
+    </w:p>
+    <w:p>
+      <w:pPr>
+        <w:pStyle w:val="KeinLeerraum"/>
+      </w:pPr>
+      <w:r>
+        <w:t>Nachdem alles installiert war, überprüfte ich, ob die Programme richtig funktionieren.</w:t>
+      </w:r>
+    </w:p>
+    <w:p>
+      <w:pPr>
+        <w:pStyle w:val="KeinLeerraum"/>
+        <w:rPr>
+          <w:noProof/>
+          <w:sz w:val="20"/>
+          <w:szCs w:val="20"/>
+          <w:lang w:val="de-DE"/>
+        </w:rPr>
+      </w:pPr>
+      <w:r>
+        <w:rPr>
+          <w:noProof/>
+          <w:sz w:val="20"/>
+          <w:szCs w:val="20"/>
+          <w:lang w:val="de-DE"/>
+        </w:rPr>
+        <w:drawing>
+          <wp:anchor distT="0" distB="0" distL="114300" distR="114300" simplePos="0" relativeHeight="251660288" behindDoc="1" locked="0" layoutInCell="1" allowOverlap="1" wp14:anchorId="404CFDA2" wp14:editId="01804B41">
+            <wp:simplePos x="0" y="0"/>
+            <wp:positionH relativeFrom="margin">
+              <wp:align>left</wp:align>
+            </wp:positionH>
+            <wp:positionV relativeFrom="paragraph">
+              <wp:posOffset>3810</wp:posOffset>
+            </wp:positionV>
+            <wp:extent cx="760095" cy="690880"/>
+            <wp:effectExtent l="0" t="0" r="1905" b="0"/>
+            <wp:wrapNone/>
+            <wp:docPr id="1179391538" name="Grafik 3"/>
+            <wp:cNvGraphicFramePr>
+              <a:graphicFrameLocks xmlns:a="http://schemas.openxmlformats.org/drawingml/2006/main" noChangeAspect="1"/>
+            </wp:cNvGraphicFramePr>
+            <a:graphic xmlns:a="http://schemas.openxmlformats.org/drawingml/2006/main">
+              <a:graphicData uri="http://schemas.openxmlformats.org/drawingml/2006/picture">
+                <pic:pic xmlns:pic="http://schemas.openxmlformats.org/drawingml/2006/picture">
+                  <pic:nvPicPr>
+                    <pic:cNvPr id="0" name="Picture 3"/>
+                    <pic:cNvPicPr>
+                      <a:picLocks noChangeAspect="1" noChangeArrowheads="1"/>
+                    </pic:cNvPicPr>
+                  </pic:nvPicPr>
+                  <pic:blipFill>
+                    <a:blip r:embed="rId10">
+                      <a:extLst>
+                        <a:ext uri="{28A0092B-C50C-407E-A947-70E740481C1C}">
+                          <a14:useLocalDpi xmlns:a14="http://schemas.microsoft.com/office/drawing/2010/main" val="0"/>
+                        </a:ext>
+                      </a:extLst>
+                    </a:blip>
+                    <a:srcRect/>
+                    <a:stretch>
+                      <a:fillRect/>
+                    </a:stretch>
+                  </pic:blipFill>
+                  <pic:spPr bwMode="auto">
+                    <a:xfrm>
+                      <a:off x="0" y="0"/>
+                      <a:ext cx="760095" cy="690880"/>
+                    </a:xfrm>
+                    <a:prstGeom prst="rect">
+                      <a:avLst/>
+                    </a:prstGeom>
+                    <a:noFill/>
+                    <a:ln>
+                      <a:noFill/>
+                    </a:ln>
+                  </pic:spPr>
+                </pic:pic>
+              </a:graphicData>
+            </a:graphic>
+            <wp14:sizeRelH relativeFrom="page">
+              <wp14:pctWidth>0</wp14:pctWidth>
+            </wp14:sizeRelH>
+            <wp14:sizeRelV relativeFrom="page">
+              <wp14:pctHeight>0</wp14:pctHeight>
+            </wp14:sizeRelV>
+          </wp:anchor>
+        </w:drawing>
+      </w:r>
+    </w:p>
+    <w:p>
+      <w:pPr>
+        <w:pStyle w:val="KeinLeerraum"/>
+        <w:rPr>
+          <w:noProof/>
+          <w:sz w:val="20"/>
+          <w:szCs w:val="20"/>
+          <w:lang w:val="de-DE"/>
+        </w:rPr>
+      </w:pPr>
+    </w:p>
+    <w:p>
+      <w:pPr>
+        <w:pStyle w:val="KeinLeerraum"/>
+        <w:rPr>
+          <w:noProof/>
+          <w:sz w:val="20"/>
+          <w:szCs w:val="20"/>
+          <w:lang w:val="de-DE"/>
+        </w:rPr>
+      </w:pPr>
+    </w:p>
+    <w:p>
+      <w:pPr>
+        <w:pStyle w:val="KeinLeerraum"/>
+        <w:rPr>
+          <w:b/>
+          <w:bCs/>
+          <w:sz w:val="28"/>
+          <w:szCs w:val="28"/>
+        </w:rPr>
+      </w:pPr>
+    </w:p>
+    <w:p>
+      <w:pPr>
+        <w:pStyle w:val="KeinLeerraum"/>
+        <w:rPr>
+          <w:sz w:val="20"/>
+          <w:szCs w:val="20"/>
+        </w:rPr>
+      </w:pPr>
+      <w:r>
+        <w:rPr>
+          <w:sz w:val="20"/>
+          <w:szCs w:val="20"/>
+        </w:rPr>
+        <w:t>(Ich habe Visual Studio Code verwendet)</w:t>
+      </w:r>
+    </w:p>
+    <w:p>
+      <w:pPr>
+        <w:pStyle w:val="KeinLeerraum"/>
+        <w:rPr>
+          <w:b/>
+          <w:bCs/>
+          <w:sz w:val="28"/>
+          <w:szCs w:val="28"/>
+        </w:rPr>
+      </w:pPr>
+    </w:p>
+    <w:p>
+      <w:pPr>
+        <w:pStyle w:val="KeinLeerraum"/>
+        <w:rPr>
+          <w:b/>
+          <w:bCs/>
+          <w:sz w:val="28"/>
+          <w:szCs w:val="28"/>
+        </w:rPr>
+      </w:pPr>
+    </w:p>
+    <w:p>
+      <w:pPr>
+        <w:pStyle w:val="KeinLeerraum"/>
+        <w:rPr>
+          <w:b/>
+          <w:bCs/>
+          <w:sz w:val="28"/>
+          <w:szCs w:val="28"/>
+        </w:rPr>
+      </w:pPr>
+      <w:r>
+        <w:rPr>
+          <w:b/>
+          <w:bCs/>
+          <w:sz w:val="28"/>
+          <w:szCs w:val="28"/>
+        </w:rPr>
+        <w:t>Node.js-Anwendung</w:t>
+      </w:r>
+    </w:p>
+    <w:p>
+      <w:pPr>
+        <w:pStyle w:val="KeinLeerraum"/>
+      </w:pPr>
+      <w:r>
+        <w:t xml:space="preserve">Zuerst habe ich die Dateien des Projekts angeschaut, um den Aufbau zu verstehen. Danach installierte ich mit </w:t>
+      </w:r>
+      <w:proofErr w:type="spellStart"/>
+      <w:r>
+        <w:t>npm</w:t>
+      </w:r>
+      <w:proofErr w:type="spellEnd"/>
+      <w:r>
+        <w:t xml:space="preserve"> </w:t>
+      </w:r>
+      <w:proofErr w:type="spellStart"/>
+      <w:r>
+        <w:t>install</w:t>
+      </w:r>
+      <w:proofErr w:type="spellEnd"/>
+      <w:r>
+        <w:t xml:space="preserve"> die benötigten Pakete.</w:t>
+      </w:r>
+    </w:p>
+    <w:p>
+      <w:pPr>
+        <w:pStyle w:val="KeinLeerraum"/>
+      </w:pPr>
+      <w:r>
+        <w:t>Anschliessend startete und testete ich die Anwendung. So konnte ich sicherstellen, dass sie lokal funktioniert, bevor ich mit Docker weiterarbeitete.</w:t>
+      </w:r>
+    </w:p>
+    <w:p>
+      <w:pPr>
+        <w:pStyle w:val="KeinLeerraum"/>
+        <w:rPr>
+          <w:b/>
+          <w:bCs/>
+          <w:sz w:val="28"/>
+          <w:szCs w:val="28"/>
+        </w:rPr>
+      </w:pPr>
+    </w:p>
+    <w:p>
+      <w:pPr>
+        <w:pStyle w:val="KeinLeerraum"/>
+        <w:rPr>
+          <w:b/>
+          <w:bCs/>
+          <w:sz w:val="28"/>
+          <w:szCs w:val="28"/>
+        </w:rPr>
+      </w:pPr>
+      <w:r>
+        <w:rPr>
+          <w:b/>
+          <w:bCs/>
+          <w:sz w:val="28"/>
+          <w:szCs w:val="28"/>
+        </w:rPr>
+        <w:t>README.md</w:t>
+      </w:r>
+    </w:p>
+    <w:p>
+      <w:pPr>
+        <w:pStyle w:val="KeinLeerraum"/>
+      </w:pPr>
+      <w:r>
+        <w:t xml:space="preserve">In der README.md werden die wichtigsten Informationen über das Projekt erklärt. Dazu </w:t>
+      </w:r>
+      <w:proofErr w:type="gramStart"/>
+      <w:r>
+        <w:t>gehören</w:t>
+      </w:r>
+      <w:proofErr w:type="gramEnd"/>
+      <w:r>
+        <w:t xml:space="preserve"> die Funktion der Anwendung sowie die Installation und das Starten.</w:t>
+      </w:r>
+    </w:p>
+    <w:p>
+      <w:pPr>
+        <w:pStyle w:val="KeinLeerraum"/>
+      </w:pPr>
+      <w:r>
+        <w:t>Ich habe die README so angepasst, dass die wichtigsten Schritte einfach nachvollziehbar sind. Dadurch kann auch eine andere Person das Projekt leichter einrichten.</w:t>
+      </w:r>
+    </w:p>
+    <w:p>
+      <w:pPr>
+        <w:pStyle w:val="KeinLeerraum"/>
+        <w:rPr>
+          <w:b/>
+          <w:bCs/>
+          <w:sz w:val="28"/>
+          <w:szCs w:val="28"/>
+        </w:rPr>
+      </w:pPr>
+      <w:r>
+        <w:rPr>
+          <w:b/>
+          <w:bCs/>
+          <w:noProof/>
+          <w:sz w:val="28"/>
+          <w:szCs w:val="28"/>
+        </w:rPr>
+        <w:drawing>
+          <wp:anchor distT="0" distB="0" distL="114300" distR="114300" simplePos="0" relativeHeight="251662336" behindDoc="1" locked="0" layoutInCell="1" allowOverlap="1" wp14:anchorId="66344C1B" wp14:editId="6A32D5FD">
+            <wp:simplePos x="0" y="0"/>
+            <wp:positionH relativeFrom="margin">
+              <wp:align>right</wp:align>
+            </wp:positionH>
+            <wp:positionV relativeFrom="paragraph">
+              <wp:posOffset>28575</wp:posOffset>
+            </wp:positionV>
+            <wp:extent cx="5753100" cy="1356360"/>
+            <wp:effectExtent l="0" t="0" r="0" b="0"/>
+            <wp:wrapNone/>
+            <wp:docPr id="763546522" name="Grafik 5"/>
+            <wp:cNvGraphicFramePr>
+              <a:graphicFrameLocks xmlns:a="http://schemas.openxmlformats.org/drawingml/2006/main" noChangeAspect="1"/>
+            </wp:cNvGraphicFramePr>
+            <a:graphic xmlns:a="http://schemas.openxmlformats.org/drawingml/2006/main">
+              <a:graphicData uri="http://schemas.openxmlformats.org/drawingml/2006/picture">
+                <pic:pic xmlns:pic="http://schemas.openxmlformats.org/drawingml/2006/picture">
+                  <pic:nvPicPr>
+                    <pic:cNvPr id="0" name="Picture 5"/>
+                    <pic:cNvPicPr>
+                      <a:picLocks noChangeAspect="1" noChangeArrowheads="1"/>
+                    </pic:cNvPicPr>
+                  </pic:nvPicPr>
+                  <pic:blipFill>
+                    <a:blip r:embed="rId11" cstate="print">
+                      <a:extLst>
+                        <a:ext uri="{28A0092B-C50C-407E-A947-70E740481C1C}">
+                          <a14:useLocalDpi xmlns:a14="http://schemas.microsoft.com/office/drawing/2010/main" val="0"/>
+                        </a:ext>
+                      </a:extLst>
+                    </a:blip>
+                    <a:srcRect/>
+                    <a:stretch>
+                      <a:fillRect/>
+                    </a:stretch>
+                  </pic:blipFill>
+                  <pic:spPr bwMode="auto">
+                    <a:xfrm>
+                      <a:off x="0" y="0"/>
+                      <a:ext cx="5753100" cy="1356360"/>
+                    </a:xfrm>
+                    <a:prstGeom prst="rect">
+                      <a:avLst/>
+                    </a:prstGeom>
+                    <a:noFill/>
+                    <a:ln>
+                      <a:noFill/>
+                    </a:ln>
+                  </pic:spPr>
+                </pic:pic>
+              </a:graphicData>
+            </a:graphic>
+            <wp14:sizeRelH relativeFrom="page">
+              <wp14:pctWidth>0</wp14:pctWidth>
+            </wp14:sizeRelH>
+            <wp14:sizeRelV relativeFrom="page">
+              <wp14:pctHeight>0</wp14:pctHeight>
+            </wp14:sizeRelV>
+          </wp:anchor>
+        </w:drawing>
+      </w:r>
+    </w:p>
+    <w:p>
+      <w:pPr>
+        <w:pStyle w:val="KeinLeerraum"/>
+        <w:rPr>
+          <w:b/>
+          <w:bCs/>
+          <w:sz w:val="28"/>
+          <w:szCs w:val="28"/>
+        </w:rPr>
+      </w:pPr>
+    </w:p>
+    <w:p>
+      <w:pPr>
+        <w:pStyle w:val="KeinLeerraum"/>
+        <w:rPr>
+          <w:b/>
+          <w:bCs/>
+          <w:sz w:val="28"/>
+          <w:szCs w:val="28"/>
+        </w:rPr>
+      </w:pPr>
+    </w:p>
+    <w:p>
+      <w:pPr>
+        <w:pStyle w:val="KeinLeerraum"/>
+        <w:rPr>
+          <w:b/>
+          <w:bCs/>
+          <w:sz w:val="28"/>
+          <w:szCs w:val="28"/>
+        </w:rPr>
+      </w:pPr>
+    </w:p>
+    <w:p>
+      <w:pPr>
+        <w:pStyle w:val="KeinLeerraum"/>
+        <w:rPr>
+          <w:b/>
+          <w:bCs/>
+          <w:sz w:val="28"/>
+          <w:szCs w:val="28"/>
+        </w:rPr>
+      </w:pPr>
+    </w:p>
+    <w:p>
+      <w:pPr>
+        <w:pStyle w:val="KeinLeerraum"/>
+        <w:rPr>
+          <w:b/>
+          <w:bCs/>
+          <w:sz w:val="28"/>
+          <w:szCs w:val="28"/>
+        </w:rPr>
+      </w:pPr>
+    </w:p>
+    <w:p>
+      <w:pPr>
+        <w:pStyle w:val="KeinLeerraum"/>
+        <w:rPr>
+          <w:b/>
+          <w:bCs/>
+          <w:sz w:val="28"/>
+          <w:szCs w:val="28"/>
+        </w:rPr>
+      </w:pPr>
+    </w:p>
+    <w:p>
+      <w:pPr>
+        <w:pStyle w:val="KeinLeerraum"/>
+        <w:rPr>
+          <w:b/>
+          <w:bCs/>
+          <w:sz w:val="28"/>
+          <w:szCs w:val="28"/>
+        </w:rPr>
+      </w:pPr>
+      <w:proofErr w:type="gramStart"/>
+      <w:r>
+        <w:rPr>
+          <w:b/>
+          <w:bCs/>
+          <w:sz w:val="28"/>
+          <w:szCs w:val="28"/>
+        </w:rPr>
+        <w:t>.</w:t>
+      </w:r>
+      <w:proofErr w:type="spellStart"/>
+      <w:r>
+        <w:rPr>
+          <w:b/>
+          <w:bCs/>
+          <w:sz w:val="28"/>
+          <w:szCs w:val="28"/>
+        </w:rPr>
+        <w:t>dockerignore</w:t>
+      </w:r>
+      <w:proofErr w:type="spellEnd"/>
+      <w:proofErr w:type="gramEnd"/>
+    </w:p>
+    <w:p>
+      <w:pPr>
+        <w:pStyle w:val="KeinLeerraum"/>
+      </w:pPr>
+      <w:r>
+        <w:t xml:space="preserve">Danach erstellte ich </w:t>
+      </w:r>
+      <w:proofErr w:type="gramStart"/>
+      <w:r>
+        <w:t>eine .</w:t>
+      </w:r>
+      <w:proofErr w:type="spellStart"/>
+      <w:r>
+        <w:t>dockerignore</w:t>
+      </w:r>
+      <w:proofErr w:type="spellEnd"/>
+      <w:proofErr w:type="gramEnd"/>
+      <w:r>
+        <w:t>. Darin wird festgelegt, welche Dateien und Ordner nicht in das Docker-Image übernommen werden.</w:t>
+      </w:r>
+    </w:p>
+    <w:p>
+      <w:pPr>
+        <w:pStyle w:val="KeinLeerraum"/>
+      </w:pPr>
+      <w:r>
+        <w:t xml:space="preserve">Zum Beispiel habe ich </w:t>
+      </w:r>
+      <w:proofErr w:type="spellStart"/>
+      <w:r>
+        <w:t>node_modules</w:t>
+      </w:r>
+      <w:proofErr w:type="spellEnd"/>
+      <w:r>
+        <w:t xml:space="preserve"> und </w:t>
+      </w:r>
+      <w:proofErr w:type="gramStart"/>
+      <w:r>
+        <w:t>den .</w:t>
       </w:r>
       <w:proofErr w:type="spellStart"/>
       <w:r>
         <w:t>git</w:t>
       </w:r>
       <w:proofErr w:type="spellEnd"/>
-      <w:r>
-        <w:t xml:space="preserve"> clone verwendet.</w:t>
-      </w:r>
-    </w:p>
-    <w:p>
-      <w:pPr>
-        <w:pStyle w:val="KeinLeerraum"/>
-      </w:pPr>
-      <w:r>
-        <w:t>Danach habe ich den Projektordner geöffnet und konnte dort mit den Dateien des Projekts arbeiten. So hatte ich das komplette Projekt lokal auf meinem Computer.</w:t>
-      </w:r>
-    </w:p>
-    <w:p>
-      <w:pPr>
-        <w:pStyle w:val="KeinLeerraum"/>
-      </w:pPr>
-    </w:p>
-    <w:p>
-      <w:pPr>
-        <w:pStyle w:val="KeinLeerraum"/>
-        <w:rPr>
-          <w:b/>
-          <w:bCs/>
-          <w:sz w:val="28"/>
-          <w:szCs w:val="28"/>
-        </w:rPr>
-      </w:pPr>
-      <w:r>
-        <w:rPr>
-          <w:b/>
-          <w:bCs/>
-          <w:sz w:val="28"/>
-          <w:szCs w:val="28"/>
-        </w:rPr>
-        <w:t>Entwicklungsumgebung</w:t>
-      </w:r>
-    </w:p>
-    <w:p>
-      <w:pPr>
-        <w:pStyle w:val="KeinLeerraum"/>
-      </w:pPr>
-      <w:r>
-        <w:t>Für die Arbeit habe ich meine Entwicklungsumgebung eingerichtet. Dafür habe ich Visual Studio Code verwendet, um den Code des Projekts zu bearbeiten.</w:t>
-      </w:r>
-    </w:p>
-    <w:p>
-      <w:pPr>
-        <w:pStyle w:val="KeinLeerraum"/>
-      </w:pPr>
-      <w:r>
-        <w:t xml:space="preserve">Zusätzlich habe ich Node.js und </w:t>
+      <w:proofErr w:type="gramEnd"/>
+      <w:r>
+        <w:t>-Ordner ausgeschlossen. Dadurch bleibt das Image kleiner und enthält nur benötigte Dateien.</w:t>
+      </w:r>
+    </w:p>
+    <w:p>
+      <w:pPr>
+        <w:pStyle w:val="KeinLeerraum"/>
+        <w:rPr>
+          <w:b/>
+          <w:bCs/>
+          <w:sz w:val="28"/>
+          <w:szCs w:val="28"/>
+        </w:rPr>
+      </w:pPr>
+    </w:p>
+    <w:p>
+      <w:pPr>
+        <w:pStyle w:val="KeinLeerraum"/>
+        <w:rPr>
+          <w:b/>
+          <w:bCs/>
+          <w:sz w:val="28"/>
+          <w:szCs w:val="28"/>
+        </w:rPr>
+      </w:pPr>
+      <w:proofErr w:type="spellStart"/>
+      <w:r>
+        <w:rPr>
+          <w:b/>
+          <w:bCs/>
+          <w:sz w:val="28"/>
+          <w:szCs w:val="28"/>
+        </w:rPr>
+        <w:t>Dockerfile</w:t>
+      </w:r>
+      <w:proofErr w:type="spellEnd"/>
+    </w:p>
+    <w:p>
+      <w:pPr>
+        <w:pStyle w:val="KeinLeerraum"/>
+      </w:pPr>
+      <w:r>
+        <w:t xml:space="preserve">Anschliessend erstellte ich ein </w:t>
+      </w:r>
+      <w:proofErr w:type="spellStart"/>
+      <w:r>
+        <w:t>Dockerfile</w:t>
+      </w:r>
+      <w:proofErr w:type="spellEnd"/>
+      <w:r>
+        <w:t>. Darin wird festgelegt, wie die Anwendung in Docker aufgebaut und gestartet wird.</w:t>
+      </w:r>
+    </w:p>
+    <w:p>
+      <w:pPr>
+        <w:pStyle w:val="KeinLeerraum"/>
+      </w:pPr>
+      <w:r>
+        <w:t xml:space="preserve">Ich verwendete ein Node.js-Image als Grundlage, legte das Arbeitsverzeichnis fest und kopierte die Projektdateien in den Container. Mit </w:t>
       </w:r>
       <w:proofErr w:type="spellStart"/>
       <w:r>
@@ -628,56 +1163,23 @@
       </w:r>
       <w:proofErr w:type="spellEnd"/>
       <w:r>
-        <w:t xml:space="preserve"> installiert, damit ich die Node.js-Anwendung lokal starten und testen konnte. Für die späteren Schritte mit Docker habe ich auch Docker Desktop verwendet.</w:t>
-      </w:r>
-    </w:p>
-    <w:p>
-      <w:pPr>
-        <w:pStyle w:val="KeinLeerraum"/>
-      </w:pPr>
-      <w:r>
-        <w:t>Nachdem alles installiert war, habe ich überprüft, ob die Programme richtig funktionieren. Danach konnte ich mit der Bearbeitung des Projekts beginnen.</w:t>
-      </w:r>
-    </w:p>
-    <w:p>
-      <w:pPr>
-        <w:pStyle w:val="KeinLeerraum"/>
-      </w:pPr>
-    </w:p>
-    <w:p>
-      <w:pPr>
-        <w:pStyle w:val="KeinLeerraum"/>
-        <w:rPr>
-          <w:b/>
-          <w:bCs/>
-          <w:sz w:val="28"/>
-          <w:szCs w:val="28"/>
-        </w:rPr>
-      </w:pPr>
-      <w:r>
-        <w:rPr>
-          <w:b/>
-          <w:bCs/>
-          <w:sz w:val="28"/>
-          <w:szCs w:val="28"/>
-        </w:rPr>
-        <w:t>Node.js-Anwendung</w:t>
-      </w:r>
-    </w:p>
-    <w:p>
-      <w:pPr>
-        <w:pStyle w:val="KeinLeerraum"/>
-      </w:pPr>
-      <w:r>
-        <w:t>Nachdem ich die Entwicklungsumgebung eingerichtet hatte, habe ich mich mit der Node.js-Anwendung beschäftigt. Zuerst habe ich die Dateien des Projekts angeschaut, um zu verstehen, wie die Anwendung aufgebaut ist.</w:t>
-      </w:r>
-    </w:p>
-    <w:p>
-      <w:pPr>
-        <w:pStyle w:val="KeinLeerraum"/>
-      </w:pPr>
-      <w:r>
-        <w:t xml:space="preserve">Danach habe ich im Terminal mit </w:t>
+        <w:t xml:space="preserve"> </w:t>
+      </w:r>
+      <w:proofErr w:type="spellStart"/>
+      <w:r>
+        <w:t>install</w:t>
+      </w:r>
+      <w:proofErr w:type="spellEnd"/>
+      <w:r>
+        <w:t xml:space="preserve"> werden die benötigten Pakete installiert.</w:t>
+      </w:r>
+    </w:p>
+    <w:p>
+      <w:pPr>
+        <w:pStyle w:val="KeinLeerraum"/>
+      </w:pPr>
+      <w:r>
+        <w:t xml:space="preserve">Zum Schluss gab ich den Port an und legte fest, dass die Anwendung mit </w:t>
       </w:r>
       <w:proofErr w:type="spellStart"/>
       <w:r>
@@ -689,942 +1191,574 @@
       </w:r>
       <w:proofErr w:type="spellStart"/>
       <w:r>
+        <w:t>start</w:t>
+      </w:r>
+      <w:proofErr w:type="spellEnd"/>
+      <w:r>
+        <w:t xml:space="preserve"> gestartet wird.</w:t>
+      </w:r>
+    </w:p>
+    <w:p>
+      <w:pPr>
+        <w:pStyle w:val="KeinLeerraum"/>
+        <w:rPr>
+          <w:b/>
+          <w:bCs/>
+          <w:sz w:val="28"/>
+          <w:szCs w:val="28"/>
+        </w:rPr>
+      </w:pPr>
+    </w:p>
+    <w:p>
+      <w:pPr>
+        <w:pStyle w:val="KeinLeerraum"/>
+        <w:rPr>
+          <w:b/>
+          <w:bCs/>
+          <w:sz w:val="28"/>
+          <w:szCs w:val="28"/>
+        </w:rPr>
+      </w:pPr>
+      <w:r>
+        <w:rPr>
+          <w:b/>
+          <w:bCs/>
+          <w:sz w:val="28"/>
+          <w:szCs w:val="28"/>
+        </w:rPr>
+        <w:lastRenderedPageBreak/>
+        <w:t>Docker-Image und Container</w:t>
+      </w:r>
+    </w:p>
+    <w:p>
+      <w:pPr>
+        <w:pStyle w:val="KeinLeerraum"/>
+      </w:pPr>
+      <w:r>
+        <w:t xml:space="preserve">Aus dem </w:t>
+      </w:r>
+      <w:proofErr w:type="spellStart"/>
+      <w:r>
+        <w:t>Dockerfile</w:t>
+      </w:r>
+      <w:proofErr w:type="spellEnd"/>
+      <w:r>
+        <w:t xml:space="preserve"> erstellte ich mit </w:t>
+      </w:r>
+      <w:proofErr w:type="spellStart"/>
+      <w:r>
+        <w:t>docker</w:t>
+      </w:r>
+      <w:proofErr w:type="spellEnd"/>
+      <w:r>
+        <w:t xml:space="preserve"> </w:t>
+      </w:r>
+      <w:proofErr w:type="spellStart"/>
+      <w:r>
+        <w:t>build</w:t>
+      </w:r>
+      <w:proofErr w:type="spellEnd"/>
+      <w:r>
+        <w:t xml:space="preserve"> ein Docker-Image. Mit </w:t>
+      </w:r>
+      <w:proofErr w:type="spellStart"/>
+      <w:r>
+        <w:t>docker</w:t>
+      </w:r>
+      <w:proofErr w:type="spellEnd"/>
+      <w:r>
+        <w:t xml:space="preserve"> </w:t>
+      </w:r>
+      <w:proofErr w:type="spellStart"/>
+      <w:r>
+        <w:t>images</w:t>
+      </w:r>
+      <w:proofErr w:type="spellEnd"/>
+      <w:r>
+        <w:t xml:space="preserve"> konnte ich überprüfen, ob das Image erfolgreich erstellt wurde.</w:t>
+      </w:r>
+    </w:p>
+    <w:p>
+      <w:pPr>
+        <w:pStyle w:val="KeinLeerraum"/>
+      </w:pPr>
+      <w:r>
+        <w:t xml:space="preserve">Danach startete ich mit </w:t>
+      </w:r>
+      <w:proofErr w:type="spellStart"/>
+      <w:r>
+        <w:t>docker</w:t>
+      </w:r>
+      <w:proofErr w:type="spellEnd"/>
+      <w:r>
+        <w:t xml:space="preserve"> </w:t>
+      </w:r>
+      <w:proofErr w:type="spellStart"/>
+      <w:r>
+        <w:t>run</w:t>
+      </w:r>
+      <w:proofErr w:type="spellEnd"/>
+      <w:r>
+        <w:t xml:space="preserve"> einen Container und leitete den benötigten Port weiter. Mit </w:t>
+      </w:r>
+      <w:proofErr w:type="spellStart"/>
+      <w:r>
+        <w:t>docker</w:t>
+      </w:r>
+      <w:proofErr w:type="spellEnd"/>
+      <w:r>
+        <w:t xml:space="preserve"> ps konnte ich kontrollieren, ob der Container läuft. Anschliessend überprüfte ich die Anwendung im Browser.</w:t>
+      </w:r>
+    </w:p>
+    <w:p>
+      <w:pPr>
+        <w:pStyle w:val="KeinLeerraum"/>
+        <w:rPr>
+          <w:b/>
+          <w:bCs/>
+          <w:sz w:val="28"/>
+          <w:szCs w:val="28"/>
+        </w:rPr>
+      </w:pPr>
+    </w:p>
+    <w:p>
+      <w:pPr>
+        <w:pStyle w:val="KeinLeerraum"/>
+        <w:rPr>
+          <w:b/>
+          <w:bCs/>
+          <w:sz w:val="28"/>
+          <w:szCs w:val="28"/>
+        </w:rPr>
+      </w:pPr>
+      <w:r>
+        <w:rPr>
+          <w:b/>
+          <w:bCs/>
+          <w:sz w:val="28"/>
+          <w:szCs w:val="28"/>
+        </w:rPr>
+        <w:t xml:space="preserve">Docker </w:t>
+      </w:r>
+      <w:proofErr w:type="spellStart"/>
+      <w:r>
+        <w:rPr>
+          <w:b/>
+          <w:bCs/>
+          <w:sz w:val="28"/>
+          <w:szCs w:val="28"/>
+        </w:rPr>
+        <w:t>Compose</w:t>
+      </w:r>
+      <w:proofErr w:type="spellEnd"/>
+    </w:p>
+    <w:p>
+      <w:pPr>
+        <w:pStyle w:val="KeinLeerraum"/>
+      </w:pPr>
+      <w:r>
+        <w:t xml:space="preserve">Um die Anwendung einfacher zu starten, erstellte ich eine </w:t>
+      </w:r>
+      <w:proofErr w:type="spellStart"/>
+      <w:proofErr w:type="gramStart"/>
+      <w:r>
+        <w:t>compose.yaml</w:t>
+      </w:r>
+      <w:proofErr w:type="spellEnd"/>
+      <w:proofErr w:type="gramEnd"/>
+      <w:r>
+        <w:t>. Darin wird festgelegt, wie der Container gestartet wird und welcher Port verwendet wird.</w:t>
+      </w:r>
+    </w:p>
+    <w:p>
+      <w:pPr>
+        <w:pStyle w:val="KeinLeerraum"/>
+      </w:pPr>
+      <w:r>
+        <w:t xml:space="preserve">Mit </w:t>
+      </w:r>
+      <w:proofErr w:type="spellStart"/>
+      <w:r>
+        <w:t>docker</w:t>
+      </w:r>
+      <w:proofErr w:type="spellEnd"/>
+      <w:r>
+        <w:t xml:space="preserve"> </w:t>
+      </w:r>
+      <w:proofErr w:type="spellStart"/>
+      <w:r>
+        <w:t>compose</w:t>
+      </w:r>
+      <w:proofErr w:type="spellEnd"/>
+      <w:r>
+        <w:t xml:space="preserve"> </w:t>
+      </w:r>
+      <w:proofErr w:type="spellStart"/>
+      <w:r>
+        <w:t>up</w:t>
+      </w:r>
+      <w:proofErr w:type="spellEnd"/>
+      <w:r>
+        <w:t xml:space="preserve"> konnte ich die Anwendung starten. Zum Beenden verwendete ich </w:t>
+      </w:r>
+      <w:proofErr w:type="spellStart"/>
+      <w:r>
+        <w:t>docker</w:t>
+      </w:r>
+      <w:proofErr w:type="spellEnd"/>
+      <w:r>
+        <w:t xml:space="preserve"> </w:t>
+      </w:r>
+      <w:proofErr w:type="spellStart"/>
+      <w:r>
+        <w:t>compose</w:t>
+      </w:r>
+      <w:proofErr w:type="spellEnd"/>
+      <w:r>
+        <w:t xml:space="preserve"> down.</w:t>
+      </w:r>
+    </w:p>
+    <w:p>
+      <w:pPr>
+        <w:pStyle w:val="KeinLeerraum"/>
+        <w:rPr>
+          <w:b/>
+          <w:bCs/>
+          <w:sz w:val="28"/>
+          <w:szCs w:val="28"/>
+        </w:rPr>
+      </w:pPr>
+    </w:p>
+    <w:p>
+      <w:pPr>
+        <w:pStyle w:val="KeinLeerraum"/>
+        <w:rPr>
+          <w:b/>
+          <w:bCs/>
+          <w:sz w:val="28"/>
+          <w:szCs w:val="28"/>
+        </w:rPr>
+      </w:pPr>
+      <w:proofErr w:type="spellStart"/>
+      <w:r>
+        <w:rPr>
+          <w:b/>
+          <w:bCs/>
+          <w:sz w:val="28"/>
+          <w:szCs w:val="28"/>
+        </w:rPr>
+        <w:t>Git</w:t>
+      </w:r>
+      <w:proofErr w:type="spellEnd"/>
+      <w:r>
+        <w:rPr>
+          <w:b/>
+          <w:bCs/>
+          <w:sz w:val="28"/>
+          <w:szCs w:val="28"/>
+        </w:rPr>
+        <w:t xml:space="preserve"> und GitHub</w:t>
+      </w:r>
+    </w:p>
+    <w:p>
+      <w:pPr>
+        <w:pStyle w:val="KeinLeerraum"/>
+      </w:pPr>
+      <w:r>
+        <w:t xml:space="preserve">Während der Arbeit verwendete ich </w:t>
+      </w:r>
+      <w:proofErr w:type="spellStart"/>
+      <w:r>
+        <w:t>Git</w:t>
+      </w:r>
+      <w:proofErr w:type="spellEnd"/>
+      <w:r>
+        <w:t xml:space="preserve"> und GitHub, um meine Änderungen zu speichern.</w:t>
+      </w:r>
+    </w:p>
+    <w:p>
+      <w:pPr>
+        <w:pStyle w:val="KeinLeerraum"/>
+      </w:pPr>
+      <w:r>
+        <w:t xml:space="preserve">Mit </w:t>
+      </w:r>
+      <w:proofErr w:type="spellStart"/>
+      <w:r>
+        <w:t>git</w:t>
+      </w:r>
+      <w:proofErr w:type="spellEnd"/>
+      <w:r>
+        <w:t xml:space="preserve"> </w:t>
+      </w:r>
+      <w:proofErr w:type="spellStart"/>
+      <w:r>
+        <w:t>status</w:t>
+      </w:r>
+      <w:proofErr w:type="spellEnd"/>
+      <w:r>
+        <w:t xml:space="preserve"> kontrollierte ich die Änderungen. Danach verwendete ich </w:t>
+      </w:r>
+      <w:proofErr w:type="spellStart"/>
+      <w:r>
+        <w:t>git</w:t>
+      </w:r>
+      <w:proofErr w:type="spellEnd"/>
+      <w:r>
+        <w:t xml:space="preserve"> </w:t>
+      </w:r>
+      <w:proofErr w:type="spellStart"/>
+      <w:proofErr w:type="gramStart"/>
+      <w:r>
+        <w:t>add</w:t>
+      </w:r>
+      <w:proofErr w:type="spellEnd"/>
+      <w:r>
+        <w:t xml:space="preserve"> .</w:t>
+      </w:r>
+      <w:proofErr w:type="gramEnd"/>
+      <w:r>
+        <w:t xml:space="preserve"> und </w:t>
+      </w:r>
+      <w:proofErr w:type="spellStart"/>
+      <w:r>
+        <w:t>git</w:t>
+      </w:r>
+      <w:proofErr w:type="spellEnd"/>
+      <w:r>
+        <w:t xml:space="preserve"> </w:t>
+      </w:r>
+      <w:proofErr w:type="spellStart"/>
+      <w:r>
+        <w:t>commit</w:t>
+      </w:r>
+      <w:proofErr w:type="spellEnd"/>
+      <w:r>
+        <w:t xml:space="preserve">, um die Änderungen zu speichern. Mit </w:t>
+      </w:r>
+      <w:proofErr w:type="spellStart"/>
+      <w:r>
+        <w:t>git</w:t>
+      </w:r>
+      <w:proofErr w:type="spellEnd"/>
+      <w:r>
+        <w:t xml:space="preserve"> push lud ich sie anschliessend auf mein GitHub-Repository hoch.</w:t>
+      </w:r>
+    </w:p>
+    <w:p>
+      <w:pPr>
+        <w:pStyle w:val="KeinLeerraum"/>
+        <w:rPr>
+          <w:b/>
+          <w:bCs/>
+          <w:sz w:val="28"/>
+          <w:szCs w:val="28"/>
+        </w:rPr>
+      </w:pPr>
+    </w:p>
+    <w:p>
+      <w:pPr>
+        <w:pStyle w:val="KeinLeerraum"/>
+        <w:rPr>
+          <w:b/>
+          <w:bCs/>
+          <w:sz w:val="28"/>
+          <w:szCs w:val="28"/>
+        </w:rPr>
+      </w:pPr>
+      <w:r>
+        <w:rPr>
+          <w:b/>
+          <w:bCs/>
+          <w:sz w:val="28"/>
+          <w:szCs w:val="28"/>
+        </w:rPr>
+        <w:t>Probleme und Lösungen</w:t>
+      </w:r>
+    </w:p>
+    <w:p>
+      <w:pPr>
+        <w:pStyle w:val="KeinLeerraum"/>
+      </w:pPr>
+      <w:r>
+        <w:t>Während der Arbeit traten einige kleinere Probleme auf. Am Anfang musste ich mich zuerst mit dem Projekt und den verschiedenen Programmen vertraut machen.</w:t>
+      </w:r>
+    </w:p>
+    <w:p>
+      <w:pPr>
+        <w:pStyle w:val="KeinLeerraum"/>
+      </w:pPr>
+      <w:r>
+        <w:t xml:space="preserve">Ein Problem war, dass die Anwendung nicht direkt gestartet werden konnte. Deshalb überprüfte ich die benötigten Pakete und führte nochmals </w:t>
+      </w:r>
+      <w:proofErr w:type="spellStart"/>
+      <w:r>
+        <w:t>npm</w:t>
+      </w:r>
+      <w:proofErr w:type="spellEnd"/>
+      <w:r>
+        <w:t xml:space="preserve"> </w:t>
+      </w:r>
+      <w:proofErr w:type="spellStart"/>
+      <w:r>
         <w:t>install</w:t>
       </w:r>
       <w:proofErr w:type="spellEnd"/>
       <w:r>
-        <w:t xml:space="preserve"> die benötigten Pakete installiert. Anschliessend habe ich die Anwendung gestartet und getestet, ob sie richtig funktioniert.</w:t>
-      </w:r>
-    </w:p>
-    <w:p>
-      <w:pPr>
-        <w:pStyle w:val="KeinLeerraum"/>
-      </w:pPr>
-      <w:r>
-        <w:t>So konnte ich sicherstellen, dass die Anwendung bereits lokal funktioniert, bevor ich mit Docker weitergemacht habe.</w:t>
-      </w:r>
-    </w:p>
-    <w:p>
-      <w:pPr>
-        <w:jc w:val="both"/>
-      </w:pPr>
-    </w:p>
-    <w:p>
-      <w:pPr>
-        <w:pStyle w:val="KeinLeerraum"/>
-        <w:rPr>
-          <w:b/>
-          <w:bCs/>
-          <w:sz w:val="28"/>
-          <w:szCs w:val="28"/>
-        </w:rPr>
-      </w:pPr>
-      <w:r>
-        <w:rPr>
-          <w:b/>
-          <w:bCs/>
-          <w:sz w:val="28"/>
-          <w:szCs w:val="28"/>
-        </w:rPr>
-        <w:t>README.md</w:t>
-      </w:r>
-    </w:p>
-    <w:p>
-      <w:pPr>
-        <w:pStyle w:val="KeinLeerraum"/>
-      </w:pPr>
-      <w:r>
-        <w:t xml:space="preserve">Als Nächstes habe ich mich um die README.md gekümmert. In </w:t>
-      </w:r>
-      <w:r>
-        <w:t>dem</w:t>
-      </w:r>
-      <w:r>
-        <w:t xml:space="preserve"> README werden wichtige Informationen über das Projekt erklärt. Zum Beispiel wird beschrieben, was die Anwendung macht und wie man sie installiert und startet.</w:t>
-      </w:r>
-    </w:p>
-    <w:p>
-      <w:pPr>
-        <w:pStyle w:val="KeinLeerraum"/>
-      </w:pPr>
-      <w:r>
-        <w:t>Ich habe die README so angepasst, dass man die wichtigsten Schritte einfach nachvollziehen kann. Dazu gehören auch die Befehle für die Installation und das Starten der Anwendung. So kann auch eine andere Person das Projekt einfacher auf ihrem Computer einrichten.</w:t>
-      </w:r>
-    </w:p>
-    <w:p>
-      <w:pPr>
-        <w:pStyle w:val="KeinLeerraum"/>
-      </w:pPr>
-    </w:p>
-    <w:p>
-      <w:pPr>
-        <w:pStyle w:val="KeinLeerraum"/>
-        <w:rPr>
-          <w:b/>
-          <w:bCs/>
-          <w:sz w:val="28"/>
-          <w:szCs w:val="28"/>
-        </w:rPr>
-      </w:pPr>
-      <w:proofErr w:type="gramStart"/>
-      <w:r>
-        <w:rPr>
-          <w:b/>
-          <w:bCs/>
-          <w:sz w:val="28"/>
-          <w:szCs w:val="28"/>
-        </w:rPr>
-        <w:t>.</w:t>
-      </w:r>
-      <w:proofErr w:type="spellStart"/>
-      <w:r>
-        <w:rPr>
-          <w:b/>
-          <w:bCs/>
-          <w:sz w:val="28"/>
-          <w:szCs w:val="28"/>
-        </w:rPr>
-        <w:t>dockerignore</w:t>
-      </w:r>
-      <w:proofErr w:type="spellEnd"/>
-      <w:proofErr w:type="gramEnd"/>
-    </w:p>
-    <w:p>
-      <w:pPr>
-        <w:pStyle w:val="KeinLeerraum"/>
-      </w:pPr>
-      <w:r>
-        <w:t xml:space="preserve">Danach habe ich </w:t>
-      </w:r>
-      <w:proofErr w:type="gramStart"/>
-      <w:r>
-        <w:t>eine .</w:t>
-      </w:r>
-      <w:proofErr w:type="spellStart"/>
-      <w:r>
-        <w:t>dockerignore</w:t>
-      </w:r>
-      <w:proofErr w:type="spellEnd"/>
-      <w:proofErr w:type="gramEnd"/>
-      <w:r>
-        <w:t>-Datei erstellt. In dieser Datei wird festgelegt, welche Dateien und Ordner beim Erstellen des Docker-Images nicht mitgenommen werden sollen.</w:t>
-      </w:r>
-    </w:p>
-    <w:p>
-      <w:pPr>
-        <w:pStyle w:val="KeinLeerraum"/>
-      </w:pPr>
-      <w:r>
-        <w:lastRenderedPageBreak/>
-        <w:t xml:space="preserve">Zum Beispiel habe ich </w:t>
-      </w:r>
-      <w:proofErr w:type="spellStart"/>
-      <w:r>
-        <w:t>node_modules</w:t>
+        <w:t xml:space="preserve"> aus.</w:t>
+      </w:r>
+    </w:p>
+    <w:p>
+      <w:pPr>
+        <w:pStyle w:val="KeinLeerraum"/>
+      </w:pPr>
+      <w:r>
+        <w:t>Beim Docker-Container musste ich darauf achten, dass der richtige Port verwendet wird. Nach der Anpassung konnte die Anwendung erfolgreich gestartet werden.</w:t>
+      </w:r>
+    </w:p>
+    <w:p>
+      <w:pPr>
+        <w:pStyle w:val="KeinLeerraum"/>
+      </w:pPr>
+      <w:r>
+        <w:t xml:space="preserve">Auch bei </w:t>
+      </w:r>
+      <w:proofErr w:type="spellStart"/>
+      <w:r>
+        <w:t>Git</w:t>
+      </w:r>
+      <w:proofErr w:type="spellEnd"/>
+      <w:r>
+        <w:t xml:space="preserve"> und GitHub musste ich darauf achten, Änderungen zuerst mit </w:t>
+      </w:r>
+      <w:proofErr w:type="spellStart"/>
+      <w:r>
+        <w:t>git</w:t>
+      </w:r>
+      <w:proofErr w:type="spellEnd"/>
+      <w:r>
+        <w:t xml:space="preserve"> </w:t>
+      </w:r>
+      <w:proofErr w:type="spellStart"/>
+      <w:r>
+        <w:t>add</w:t>
       </w:r>
       <w:proofErr w:type="spellEnd"/>
       <w:r>
         <w:t xml:space="preserve"> und </w:t>
       </w:r>
-      <w:proofErr w:type="gramStart"/>
-      <w:r>
-        <w:t>den .</w:t>
-      </w:r>
       <w:proofErr w:type="spellStart"/>
       <w:r>
         <w:t>git</w:t>
       </w:r>
       <w:proofErr w:type="spellEnd"/>
-      <w:proofErr w:type="gramEnd"/>
-      <w:r>
-        <w:t>-Ordner ausgeschlossen. Dadurch wird das Docker-Image nicht unnötig gross und es werden nur die Dateien verwendet, die für die Anwendung benötigt werden.</w:t>
-      </w:r>
-    </w:p>
-    <w:p>
-      <w:pPr>
-        <w:pStyle w:val="KeinLeerraum"/>
-      </w:pPr>
-      <w:proofErr w:type="gramStart"/>
-      <w:r>
-        <w:t>Die .</w:t>
-      </w:r>
-      <w:proofErr w:type="spellStart"/>
-      <w:r>
-        <w:t>dockerignore</w:t>
-      </w:r>
-      <w:proofErr w:type="spellEnd"/>
-      <w:proofErr w:type="gramEnd"/>
-      <w:r>
-        <w:t xml:space="preserve"> hilft also dabei, den Docker-</w:t>
-      </w:r>
-      <w:proofErr w:type="spellStart"/>
-      <w:r>
-        <w:t>Build</w:t>
-      </w:r>
-      <w:proofErr w:type="spellEnd"/>
-      <w:r>
-        <w:t xml:space="preserve"> übersichtlicher und schneller zu machen.</w:t>
-      </w:r>
-    </w:p>
-    <w:p>
-      <w:pPr>
-        <w:pStyle w:val="KeinLeerraum"/>
-      </w:pPr>
-    </w:p>
-    <w:p>
-      <w:pPr>
-        <w:pStyle w:val="KeinLeerraum"/>
-        <w:rPr>
-          <w:b/>
-          <w:bCs/>
-          <w:sz w:val="28"/>
-          <w:szCs w:val="28"/>
-        </w:rPr>
-      </w:pPr>
-      <w:proofErr w:type="spellStart"/>
-      <w:r>
-        <w:rPr>
-          <w:b/>
-          <w:bCs/>
-          <w:sz w:val="28"/>
-          <w:szCs w:val="28"/>
-        </w:rPr>
-        <w:t>Dockerfile</w:t>
-      </w:r>
-      <w:proofErr w:type="spellEnd"/>
-    </w:p>
-    <w:p>
-      <w:pPr>
-        <w:pStyle w:val="KeinLeerraum"/>
-      </w:pPr>
-      <w:r>
-        <w:t xml:space="preserve">Danach habe ich ein </w:t>
-      </w:r>
-      <w:proofErr w:type="spellStart"/>
-      <w:r>
-        <w:t>Dockerfile</w:t>
-      </w:r>
-      <w:proofErr w:type="spellEnd"/>
-      <w:r>
-        <w:t xml:space="preserve"> erstellt. Im </w:t>
-      </w:r>
-      <w:proofErr w:type="spellStart"/>
-      <w:r>
-        <w:t>Dockerfile</w:t>
-      </w:r>
-      <w:proofErr w:type="spellEnd"/>
-      <w:r>
-        <w:t xml:space="preserve"> wird festgelegt, wie die Anwendung in Docker aufgebaut und gestartet werden soll.</w:t>
-      </w:r>
-    </w:p>
-    <w:p>
-      <w:pPr>
-        <w:pStyle w:val="KeinLeerraum"/>
-      </w:pPr>
-      <w:r>
-        <w:t xml:space="preserve">Dort habe ich zuerst ein Node.js-Image als Grundlage verwendet. Danach wurde das Arbeitsverzeichnis festgelegt und die Dateien des Projekts in den Container kopiert. Mit </w:t>
-      </w:r>
-      <w:proofErr w:type="spellStart"/>
-      <w:r>
-        <w:t>npm</w:t>
-      </w:r>
-      <w:proofErr w:type="spellEnd"/>
       <w:r>
         <w:t xml:space="preserve"> </w:t>
       </w:r>
       <w:proofErr w:type="spellStart"/>
       <w:r>
-        <w:t>install</w:t>
-      </w:r>
-      <w:proofErr w:type="spellEnd"/>
-      <w:r>
-        <w:t xml:space="preserve"> werden die benötigten Pakete installiert.</w:t>
-      </w:r>
-    </w:p>
-    <w:p>
-      <w:pPr>
-        <w:pStyle w:val="KeinLeerraum"/>
-      </w:pPr>
-      <w:r>
-        <w:t xml:space="preserve">Zum Schluss habe ich den Port der Anwendung angegeben und festgelegt, dass die Anwendung mit </w:t>
-      </w:r>
-      <w:proofErr w:type="spellStart"/>
-      <w:r>
-        <w:t>npm</w:t>
-      </w:r>
-      <w:proofErr w:type="spellEnd"/>
-      <w:r>
-        <w:t xml:space="preserve"> </w:t>
-      </w:r>
-      <w:proofErr w:type="spellStart"/>
-      <w:r>
-        <w:t>start</w:t>
-      </w:r>
-      <w:proofErr w:type="spellEnd"/>
-      <w:r>
-        <w:t xml:space="preserve"> gestartet wird. Das </w:t>
-      </w:r>
-      <w:proofErr w:type="spellStart"/>
-      <w:r>
-        <w:t>Dockerfile</w:t>
-      </w:r>
-      <w:proofErr w:type="spellEnd"/>
-      <w:r>
-        <w:t xml:space="preserve"> wird später benötigt, um das Docker-Image zu erstellen.</w:t>
-      </w:r>
-    </w:p>
-    <w:p>
-      <w:pPr>
-        <w:jc w:val="both"/>
-        <w:rPr>
-          <w:b/>
-          <w:bCs/>
-          <w:sz w:val="28"/>
-          <w:szCs w:val="28"/>
-        </w:rPr>
-      </w:pPr>
-    </w:p>
-    <w:p>
-      <w:pPr>
-        <w:pStyle w:val="KeinLeerraum"/>
-        <w:rPr>
-          <w:b/>
-          <w:bCs/>
-          <w:sz w:val="28"/>
-          <w:szCs w:val="28"/>
-        </w:rPr>
-      </w:pPr>
-      <w:r>
-        <w:rPr>
-          <w:b/>
-          <w:bCs/>
-          <w:sz w:val="28"/>
-          <w:szCs w:val="28"/>
-        </w:rPr>
-        <w:t>Docker-Image</w:t>
-      </w:r>
-    </w:p>
-    <w:p>
-      <w:pPr>
-        <w:pStyle w:val="KeinLeerraum"/>
-      </w:pPr>
-      <w:r>
-        <w:t xml:space="preserve">Nachdem ich das </w:t>
-      </w:r>
-      <w:proofErr w:type="spellStart"/>
-      <w:r>
-        <w:t>Dockerfile</w:t>
-      </w:r>
-      <w:proofErr w:type="spellEnd"/>
-      <w:r>
-        <w:t xml:space="preserve"> erstellt hatte, habe ich daraus ein Docker-Image erstellt. Das Image enthält alles, was die Anwendung zum Starten benötigt.</w:t>
-      </w:r>
-    </w:p>
-    <w:p>
-      <w:pPr>
-        <w:pStyle w:val="KeinLeerraum"/>
-      </w:pPr>
-      <w:r>
-        <w:t xml:space="preserve">Dafür habe ich im Terminal den Befehl </w:t>
-      </w:r>
-      <w:proofErr w:type="spellStart"/>
-      <w:r>
-        <w:t>docker</w:t>
-      </w:r>
-      <w:proofErr w:type="spellEnd"/>
-      <w:r>
-        <w:t xml:space="preserve"> </w:t>
-      </w:r>
-      <w:proofErr w:type="spellStart"/>
-      <w:r>
-        <w:t>build</w:t>
-      </w:r>
-      <w:proofErr w:type="spellEnd"/>
-      <w:r>
-        <w:t xml:space="preserve"> verwendet. Dabei wird das </w:t>
-      </w:r>
-      <w:proofErr w:type="spellStart"/>
-      <w:r>
-        <w:t>Dockerfile</w:t>
-      </w:r>
-      <w:proofErr w:type="spellEnd"/>
-      <w:r>
-        <w:t xml:space="preserve"> gelesen und daraus das Image erstellt.</w:t>
-      </w:r>
-    </w:p>
-    <w:p>
-      <w:pPr>
-        <w:pStyle w:val="KeinLeerraum"/>
-      </w:pPr>
-      <w:r>
-        <w:t xml:space="preserve">Danach habe ich mit </w:t>
-      </w:r>
-      <w:proofErr w:type="spellStart"/>
-      <w:r>
-        <w:t>docker</w:t>
-      </w:r>
-      <w:proofErr w:type="spellEnd"/>
-      <w:r>
-        <w:t xml:space="preserve"> </w:t>
-      </w:r>
-      <w:proofErr w:type="spellStart"/>
-      <w:r>
-        <w:t>images</w:t>
-      </w:r>
-      <w:proofErr w:type="spellEnd"/>
-      <w:r>
-        <w:t xml:space="preserve"> überprüft, ob das Image erfolgreich erstellt wurde. Das Image konnte anschliessend verwendet werden, um einen Docker-Container zu starten.</w:t>
-      </w:r>
-    </w:p>
-    <w:p>
-      <w:pPr>
-        <w:jc w:val="both"/>
-      </w:pPr>
-    </w:p>
-    <w:p>
-      <w:pPr>
-        <w:pStyle w:val="KeinLeerraum"/>
-        <w:rPr>
-          <w:b/>
-          <w:bCs/>
-          <w:sz w:val="28"/>
-          <w:szCs w:val="28"/>
-        </w:rPr>
-      </w:pPr>
-      <w:r>
-        <w:rPr>
-          <w:b/>
-          <w:bCs/>
-          <w:sz w:val="28"/>
-          <w:szCs w:val="28"/>
-        </w:rPr>
-        <w:t>Docker-Container</w:t>
-      </w:r>
-    </w:p>
-    <w:p>
-      <w:pPr>
-        <w:pStyle w:val="KeinLeerraum"/>
-      </w:pPr>
-      <w:r>
-        <w:t>Nachdem ich das Docker-Image erstellt hatte, habe ich daraus einen Docker-Container gestartet. Der Container führt die Node.js-Anwendung aus und sorgt dafür, dass sie unabhängig von meiner normalen Umgebung laufen kann.</w:t>
-      </w:r>
-    </w:p>
-    <w:p>
-      <w:pPr>
-        <w:pStyle w:val="KeinLeerraum"/>
-      </w:pPr>
-      <w:r>
-        <w:t xml:space="preserve">Dafür habe ich den Befehl </w:t>
-      </w:r>
-      <w:proofErr w:type="spellStart"/>
-      <w:r>
-        <w:t>docker</w:t>
-      </w:r>
-      <w:proofErr w:type="spellEnd"/>
-      <w:r>
-        <w:t xml:space="preserve"> </w:t>
-      </w:r>
-      <w:proofErr w:type="spellStart"/>
-      <w:r>
-        <w:t>run</w:t>
-      </w:r>
-      <w:proofErr w:type="spellEnd"/>
-      <w:r>
-        <w:t xml:space="preserve"> verwendet und den benötigten Port weitergeleitet. Danach konnte ich überprüfen, ob der Container läuft und ob die Anwendung im Browser erreichbar ist.</w:t>
-      </w:r>
-    </w:p>
-    <w:p>
-      <w:pPr>
-        <w:pStyle w:val="KeinLeerraum"/>
-      </w:pPr>
-      <w:r>
-        <w:t xml:space="preserve">Mit </w:t>
-      </w:r>
-      <w:proofErr w:type="spellStart"/>
-      <w:r>
-        <w:t>docker</w:t>
-      </w:r>
-      <w:proofErr w:type="spellEnd"/>
-      <w:r>
-        <w:t xml:space="preserve"> ps konnte ich sehen, ob mein Container gestartet wurde und noch läuft.</w:t>
-      </w:r>
-    </w:p>
-    <w:p>
-      <w:pPr>
-        <w:jc w:val="both"/>
-      </w:pPr>
-    </w:p>
-    <w:p>
-      <w:pPr>
-        <w:pStyle w:val="KeinLeerraum"/>
-        <w:rPr>
-          <w:b/>
-          <w:bCs/>
-          <w:sz w:val="28"/>
-          <w:szCs w:val="28"/>
-        </w:rPr>
-      </w:pPr>
-      <w:r>
-        <w:rPr>
-          <w:b/>
-          <w:bCs/>
-          <w:sz w:val="28"/>
-          <w:szCs w:val="28"/>
-        </w:rPr>
-        <w:t xml:space="preserve">Docker </w:t>
-      </w:r>
-      <w:proofErr w:type="spellStart"/>
-      <w:r>
-        <w:rPr>
-          <w:b/>
-          <w:bCs/>
-          <w:sz w:val="28"/>
-          <w:szCs w:val="28"/>
-        </w:rPr>
-        <w:t>Compose</w:t>
-      </w:r>
-      <w:proofErr w:type="spellEnd"/>
-    </w:p>
-    <w:p>
-      <w:pPr>
-        <w:pStyle w:val="KeinLeerraum"/>
-      </w:pPr>
-      <w:r>
-        <w:t xml:space="preserve">Danach habe ich Docker </w:t>
-      </w:r>
-      <w:proofErr w:type="spellStart"/>
-      <w:r>
-        <w:t>Compose</w:t>
-      </w:r>
-      <w:proofErr w:type="spellEnd"/>
-      <w:r>
-        <w:t xml:space="preserve"> verwendet, damit ich die Anwendung einfacher starten und verwalten kann. Dafür habe ich eine </w:t>
-      </w:r>
-      <w:proofErr w:type="spellStart"/>
-      <w:proofErr w:type="gramStart"/>
-      <w:r>
-        <w:t>compose.yaml</w:t>
-      </w:r>
-      <w:proofErr w:type="spellEnd"/>
-      <w:proofErr w:type="gramEnd"/>
-      <w:r>
-        <w:t xml:space="preserve"> erstellt.</w:t>
-      </w:r>
-    </w:p>
-    <w:p>
-      <w:pPr>
-        <w:pStyle w:val="KeinLeerraum"/>
-      </w:pPr>
-      <w:r>
-        <w:t>In dieser Datei wird festgelegt, wie der Container gestartet werden soll und welcher Port verwendet wird. Dadurch muss ich nicht jedes Mal den kompletten Docker-Befehl eingeben.</w:t>
-      </w:r>
-    </w:p>
-    <w:p>
-      <w:pPr>
-        <w:pStyle w:val="KeinLeerraum"/>
-      </w:pPr>
-      <w:r>
-        <w:t xml:space="preserve">Mit </w:t>
-      </w:r>
-      <w:proofErr w:type="spellStart"/>
-      <w:r>
-        <w:t>docker</w:t>
-      </w:r>
-      <w:proofErr w:type="spellEnd"/>
-      <w:r>
-        <w:t xml:space="preserve"> </w:t>
-      </w:r>
-      <w:proofErr w:type="spellStart"/>
-      <w:r>
-        <w:t>compose</w:t>
-      </w:r>
-      <w:proofErr w:type="spellEnd"/>
-      <w:r>
-        <w:t xml:space="preserve"> </w:t>
-      </w:r>
-      <w:proofErr w:type="spellStart"/>
-      <w:r>
-        <w:t>up</w:t>
-      </w:r>
-      <w:proofErr w:type="spellEnd"/>
-      <w:r>
-        <w:t xml:space="preserve"> konnte ich die Anwendung starten. Zum Beenden konnte ich </w:t>
-      </w:r>
-      <w:proofErr w:type="spellStart"/>
-      <w:r>
-        <w:t>docker</w:t>
-      </w:r>
-      <w:proofErr w:type="spellEnd"/>
-      <w:r>
-        <w:t xml:space="preserve"> </w:t>
-      </w:r>
-      <w:proofErr w:type="spellStart"/>
-      <w:r>
-        <w:t>compose</w:t>
-      </w:r>
-      <w:proofErr w:type="spellEnd"/>
-      <w:r>
-        <w:t xml:space="preserve"> down verwenden. So </w:t>
-      </w:r>
-      <w:proofErr w:type="gramStart"/>
-      <w:r>
-        <w:t>wird</w:t>
-      </w:r>
-      <w:proofErr w:type="gramEnd"/>
-      <w:r>
-        <w:t xml:space="preserve"> das Starten und Stoppen der Anwendung einfacher.</w:t>
-      </w:r>
-    </w:p>
-    <w:p>
-      <w:pPr>
-        <w:pStyle w:val="KeinLeerraum"/>
-        <w:rPr>
-          <w:b/>
-          <w:bCs/>
-          <w:sz w:val="28"/>
-          <w:szCs w:val="28"/>
-        </w:rPr>
-      </w:pPr>
-    </w:p>
-    <w:p>
-      <w:pPr>
-        <w:pStyle w:val="KeinLeerraum"/>
-        <w:rPr>
-          <w:b/>
-          <w:bCs/>
-          <w:sz w:val="28"/>
-          <w:szCs w:val="28"/>
-        </w:rPr>
-      </w:pPr>
-    </w:p>
-    <w:p>
-      <w:pPr>
-        <w:pStyle w:val="KeinLeerraum"/>
-        <w:rPr>
-          <w:b/>
-          <w:bCs/>
-          <w:sz w:val="28"/>
-          <w:szCs w:val="28"/>
-        </w:rPr>
-      </w:pPr>
-      <w:proofErr w:type="spellStart"/>
-      <w:r>
-        <w:rPr>
-          <w:b/>
-          <w:bCs/>
-          <w:sz w:val="28"/>
-          <w:szCs w:val="28"/>
-        </w:rPr>
-        <w:lastRenderedPageBreak/>
+        <w:t>commit</w:t>
+      </w:r>
+      <w:proofErr w:type="spellEnd"/>
+      <w:r>
+        <w:t xml:space="preserve"> zu speichern, bevor ich sie mit </w:t>
+      </w:r>
+      <w:proofErr w:type="spellStart"/>
+      <w:r>
+        <w:t>git</w:t>
+      </w:r>
+      <w:proofErr w:type="spellEnd"/>
+      <w:r>
+        <w:t xml:space="preserve"> push hochlud.</w:t>
+      </w:r>
+    </w:p>
+    <w:p>
+      <w:pPr>
+        <w:pStyle w:val="KeinLeerraum"/>
+        <w:rPr>
+          <w:b/>
+          <w:bCs/>
+          <w:sz w:val="28"/>
+          <w:szCs w:val="28"/>
+        </w:rPr>
+      </w:pPr>
+    </w:p>
+    <w:p>
+      <w:pPr>
+        <w:pStyle w:val="KeinLeerraum"/>
+        <w:rPr>
+          <w:b/>
+          <w:bCs/>
+          <w:sz w:val="28"/>
+          <w:szCs w:val="28"/>
+        </w:rPr>
+      </w:pPr>
+    </w:p>
+    <w:p>
+      <w:pPr>
+        <w:pStyle w:val="KeinLeerraum"/>
+        <w:rPr>
+          <w:b/>
+          <w:bCs/>
+          <w:sz w:val="28"/>
+          <w:szCs w:val="28"/>
+        </w:rPr>
+      </w:pPr>
+      <w:r>
+        <w:rPr>
+          <w:b/>
+          <w:bCs/>
+          <w:sz w:val="28"/>
+          <w:szCs w:val="28"/>
+        </w:rPr>
+        <w:t>Fazit</w:t>
+      </w:r>
+    </w:p>
+    <w:p>
+      <w:pPr>
+        <w:pStyle w:val="KeinLeerraum"/>
+      </w:pPr>
+      <w:r>
+        <w:t>In dieser Arbeit habe ich gelernt, wie man eine Node.js-Anwendung von GitHub herunterlädt, einrichtet und mit Docker ausführt.</w:t>
+      </w:r>
+    </w:p>
+    <w:p>
+      <w:pPr>
+        <w:pStyle w:val="KeinLeerraum"/>
+      </w:pPr>
+      <w:r>
+        <w:t xml:space="preserve">Ausserdem konnte ich meine Kenntnisse in </w:t>
+      </w:r>
+      <w:proofErr w:type="spellStart"/>
+      <w:r>
         <w:t>Git</w:t>
       </w:r>
       <w:proofErr w:type="spellEnd"/>
       <w:r>
-        <w:rPr>
-          <w:b/>
-          <w:bCs/>
-          <w:sz w:val="28"/>
-          <w:szCs w:val="28"/>
-        </w:rPr>
-        <w:t xml:space="preserve"> und GitHub</w:t>
-      </w:r>
-    </w:p>
-    <w:p>
-      <w:pPr>
-        <w:pStyle w:val="KeinLeerraum"/>
-      </w:pPr>
-      <w:r>
-        <w:t xml:space="preserve">Während der Arbeit habe ich </w:t>
-      </w:r>
-      <w:proofErr w:type="spellStart"/>
-      <w:r>
-        <w:t>Git</w:t>
-      </w:r>
-      <w:proofErr w:type="spellEnd"/>
-      <w:r>
-        <w:t xml:space="preserve"> und GitHub verwendet, um meine Änderungen zu speichern und zu verwalten. Nachdem ich Änderungen am Projekt gemacht hatte, habe ich mit </w:t>
-      </w:r>
-      <w:proofErr w:type="spellStart"/>
-      <w:r>
-        <w:t>git</w:t>
-      </w:r>
-      <w:proofErr w:type="spellEnd"/>
-      <w:r>
-        <w:t xml:space="preserve"> </w:t>
-      </w:r>
-      <w:proofErr w:type="spellStart"/>
-      <w:r>
-        <w:t>status</w:t>
-      </w:r>
-      <w:proofErr w:type="spellEnd"/>
-      <w:r>
-        <w:t xml:space="preserve"> kontrolliert, welche Dateien verändert wurden.</w:t>
-      </w:r>
-    </w:p>
-    <w:p>
-      <w:pPr>
-        <w:pStyle w:val="KeinLeerraum"/>
-      </w:pPr>
-      <w:r>
-        <w:t xml:space="preserve">Danach habe ich die Änderungen mit </w:t>
-      </w:r>
-      <w:proofErr w:type="spellStart"/>
-      <w:r>
-        <w:t>git</w:t>
-      </w:r>
-      <w:proofErr w:type="spellEnd"/>
-      <w:r>
-        <w:t xml:space="preserve"> </w:t>
-      </w:r>
-      <w:proofErr w:type="spellStart"/>
-      <w:proofErr w:type="gramStart"/>
-      <w:r>
-        <w:t>add</w:t>
-      </w:r>
-      <w:proofErr w:type="spellEnd"/>
-      <w:r>
-        <w:t xml:space="preserve"> .</w:t>
-      </w:r>
-      <w:proofErr w:type="gramEnd"/>
-      <w:r>
-        <w:t xml:space="preserve"> vorbereitet und mit </w:t>
-      </w:r>
-      <w:proofErr w:type="spellStart"/>
-      <w:r>
-        <w:t>git</w:t>
-      </w:r>
-      <w:proofErr w:type="spellEnd"/>
-      <w:r>
-        <w:t xml:space="preserve"> </w:t>
-      </w:r>
-      <w:proofErr w:type="spellStart"/>
-      <w:r>
-        <w:t>commit</w:t>
-      </w:r>
-      <w:proofErr w:type="spellEnd"/>
-      <w:r>
-        <w:t xml:space="preserve"> gespeichert. Zum Schluss habe ich mit </w:t>
-      </w:r>
-      <w:proofErr w:type="spellStart"/>
-      <w:r>
-        <w:t>git</w:t>
-      </w:r>
-      <w:proofErr w:type="spellEnd"/>
-      <w:r>
-        <w:t xml:space="preserve"> push die Änderungen auf mein GitHub-Repository hochgeladen.</w:t>
-      </w:r>
-    </w:p>
-    <w:p>
-      <w:pPr>
-        <w:pStyle w:val="KeinLeerraum"/>
-      </w:pPr>
-      <w:r>
-        <w:t>So konnte ich meine Arbeit immer wieder speichern und den aktuellen Stand des Projekts auf GitHub sehen.</w:t>
-      </w:r>
-    </w:p>
-    <w:p>
-      <w:pPr>
-        <w:jc w:val="both"/>
-      </w:pPr>
-    </w:p>
-    <w:p>
-      <w:pPr>
-        <w:pStyle w:val="KeinLeerraum"/>
-        <w:rPr>
-          <w:b/>
-          <w:bCs/>
-          <w:sz w:val="28"/>
-          <w:szCs w:val="28"/>
-        </w:rPr>
-      </w:pPr>
-      <w:r>
-        <w:rPr>
-          <w:b/>
-          <w:bCs/>
-          <w:sz w:val="28"/>
-          <w:szCs w:val="28"/>
-        </w:rPr>
-        <w:t>Probleme und Lösungen</w:t>
-      </w:r>
-    </w:p>
-    <w:p>
-      <w:pPr>
-        <w:pStyle w:val="KeinLeerraum"/>
-      </w:pPr>
-      <w:r>
-        <w:t>Während der Arbeit sind ein paar kleinere Probleme aufgetreten. Am Anfang musste ich mich zuerst mit dem Projekt und den verschiedenen Programmen vertraut machen. Auch bei Docker musste ich einige Befehle ausprobieren, bis alles richtig funktioniert hat.</w:t>
-      </w:r>
-    </w:p>
-    <w:p>
-      <w:pPr>
-        <w:pStyle w:val="KeinLeerraum"/>
-      </w:pPr>
-      <w:r>
-        <w:t xml:space="preserve">Ein Problem war, dass die Anwendung nicht direkt gestartet werden konnte. Ich habe deshalb zuerst kontrolliert, ob alle benötigten Pakete installiert sind, und danach nochmals </w:t>
-      </w:r>
-      <w:proofErr w:type="spellStart"/>
-      <w:r>
-        <w:t>npm</w:t>
-      </w:r>
-      <w:proofErr w:type="spellEnd"/>
-      <w:r>
-        <w:t xml:space="preserve"> </w:t>
-      </w:r>
-      <w:proofErr w:type="spellStart"/>
-      <w:r>
-        <w:t>install</w:t>
-      </w:r>
-      <w:proofErr w:type="spellEnd"/>
-      <w:r>
-        <w:t xml:space="preserve"> ausgeführt.</w:t>
-      </w:r>
-    </w:p>
-    <w:p>
-      <w:pPr>
-        <w:pStyle w:val="KeinLeerraum"/>
-      </w:pPr>
-      <w:r>
-        <w:t>Beim Erstellen und Starten des Docker-Containers musste ich darauf achten, dass der richtige Port verwendet wird. Nachdem ich die Einstellungen angepasst hatte, konnte ich die Anwendung erfolgreich im Container starten.</w:t>
-      </w:r>
-    </w:p>
-    <w:p>
-      <w:pPr>
-        <w:pStyle w:val="KeinLeerraum"/>
-      </w:pPr>
-      <w:r>
-        <w:t xml:space="preserve">Auch bei </w:t>
-      </w:r>
-      <w:proofErr w:type="spellStart"/>
-      <w:r>
-        <w:t>Git</w:t>
-      </w:r>
-      <w:proofErr w:type="spellEnd"/>
-      <w:r>
-        <w:t xml:space="preserve"> und GitHub musste ich darauf achten, dass meine Änderungen zuerst mit </w:t>
-      </w:r>
-      <w:proofErr w:type="spellStart"/>
-      <w:r>
-        <w:t>git</w:t>
-      </w:r>
-      <w:proofErr w:type="spellEnd"/>
-      <w:r>
-        <w:t xml:space="preserve"> </w:t>
-      </w:r>
-      <w:proofErr w:type="spellStart"/>
-      <w:r>
-        <w:t>add</w:t>
-      </w:r>
-      <w:proofErr w:type="spellEnd"/>
-      <w:r>
-        <w:t xml:space="preserve"> und </w:t>
-      </w:r>
-      <w:proofErr w:type="spellStart"/>
-      <w:r>
-        <w:t>git</w:t>
-      </w:r>
-      <w:proofErr w:type="spellEnd"/>
-      <w:r>
-        <w:t xml:space="preserve"> </w:t>
-      </w:r>
-      <w:proofErr w:type="spellStart"/>
-      <w:r>
-        <w:t>commit</w:t>
-      </w:r>
-      <w:proofErr w:type="spellEnd"/>
-      <w:r>
-        <w:t xml:space="preserve"> gespeichert werden, bevor ich sie mit </w:t>
-      </w:r>
-      <w:proofErr w:type="spellStart"/>
-      <w:r>
-        <w:t>git</w:t>
-      </w:r>
-      <w:proofErr w:type="spellEnd"/>
-      <w:r>
-        <w:t xml:space="preserve"> push auf GitHub hochladen konnte.</w:t>
-      </w:r>
-    </w:p>
-    <w:p>
-      <w:pPr>
-        <w:pStyle w:val="KeinLeerraum"/>
-      </w:pPr>
-      <w:r>
-        <w:t>Durch diese Probleme konnte ich besser verstehen, wie die einzelnen Programme zusammenarbeiten und wie ich Fehler selbstständig lösen kann.</w:t>
-      </w:r>
-    </w:p>
-    <w:p>
-      <w:pPr>
-        <w:pStyle w:val="KeinLeerraum"/>
-      </w:pPr>
-    </w:p>
-    <w:p>
-      <w:pPr>
-        <w:pStyle w:val="KeinLeerraum"/>
-        <w:rPr>
-          <w:b/>
-          <w:bCs/>
-          <w:sz w:val="28"/>
-          <w:szCs w:val="28"/>
-        </w:rPr>
-      </w:pPr>
-      <w:r>
-        <w:rPr>
-          <w:b/>
-          <w:bCs/>
-          <w:sz w:val="28"/>
-          <w:szCs w:val="28"/>
-        </w:rPr>
-        <w:t>Fazit</w:t>
-      </w:r>
-    </w:p>
-    <w:p>
-      <w:pPr>
-        <w:pStyle w:val="KeinLeerraum"/>
-      </w:pPr>
-      <w:r>
-        <w:t xml:space="preserve">In dieser Arbeit habe ich gelernt, wie man eine Node.js-Anwendung von GitHub auf den eigenen Computer holt und dort einrichtet. Danach habe ich gelernt, wie man die Anwendung mit Docker in einem Container ausführt und mit Docker </w:t>
-      </w:r>
-      <w:proofErr w:type="spellStart"/>
-      <w:r>
-        <w:t>Compose</w:t>
-      </w:r>
-      <w:proofErr w:type="spellEnd"/>
-      <w:r>
-        <w:t xml:space="preserve"> einfacher startet.</w:t>
-      </w:r>
-    </w:p>
-    <w:p>
-      <w:pPr>
-        <w:pStyle w:val="KeinLeerraum"/>
-      </w:pPr>
-      <w:r>
-        <w:t xml:space="preserve">Ausserdem konnte ich meine Kenntnisse in </w:t>
-      </w:r>
-      <w:proofErr w:type="spellStart"/>
-      <w:r>
-        <w:t>Git</w:t>
-      </w:r>
-      <w:proofErr w:type="spellEnd"/>
-      <w:r>
-        <w:t xml:space="preserve"> und GitHub verbessern. Ich habe gelernt, wie man Änderungen speichert, committet und auf GitHub hochlädt.</w:t>
-      </w:r>
-    </w:p>
-    <w:p>
-      <w:pPr>
-        <w:pStyle w:val="KeinLeerraum"/>
-      </w:pPr>
-      <w:r>
-        <w:t>Am Anfang waren einige Schritte noch etwas ungewohnt, aber durch das Ausprobieren konnte ich die Probleme lösen. Insgesamt habe ich einen guten Einblick in Node.js, GitHub und Docker bekommen.</w:t>
-      </w:r>
-    </w:p>
-    <w:p>
-      <w:pPr>
-        <w:pStyle w:val="KeinLeerraum"/>
-      </w:pPr>
-    </w:p>
-    <w:p>
-      <w:pPr>
-        <w:pStyle w:val="KeinLeerraum"/>
-      </w:pPr>
+        <w:t xml:space="preserve"> und GitHub verbessern</w:t>
+      </w:r>
+      <w:r>
+        <w:t xml:space="preserve"> (ich finde es </w:t>
+      </w:r>
+      <w:proofErr w:type="spellStart"/>
+      <w:r>
+        <w:t>trozdem</w:t>
+      </w:r>
+      <w:proofErr w:type="spellEnd"/>
+      <w:r>
+        <w:t>) noch recht schwer</w:t>
+      </w:r>
+      <w:r>
+        <w:t>. Ich lernte, Änderungen zu speichern, zu committen und auf GitHub hochzuladen.</w:t>
+      </w:r>
+    </w:p>
+    <w:p>
+      <w:pPr>
+        <w:pStyle w:val="KeinLeerraum"/>
+      </w:pPr>
+      <w:r>
+        <w:t>Am Anfang waren einige Schritte ungewohnt, aber durch Ausprobieren konnte ich die Probleme lösen. Insgesamt habe ich einen guten Einblick in Node.js, GitHub und Docker bekommen.</w:t>
+      </w:r>
     </w:p>
     <w:p>
       <w:pPr>
@@ -1636,15 +1770,17 @@
           <w:szCs w:val="40"/>
         </w:rPr>
       </w:pPr>
-      <w:r>
+    </w:p>
+    <w:p>
+      <w:pPr>
+        <w:pStyle w:val="KeinLeerraum"/>
         <w:rPr>
           <w:b/>
           <w:bCs/>
           <w:sz w:val="40"/>
           <w:szCs w:val="40"/>
         </w:rPr>
-        <w:t>Fragen</w:t>
-      </w:r>
+      </w:pPr>
     </w:p>
     <w:p>
       <w:pPr>
@@ -1656,43 +1792,782 @@
           <w:szCs w:val="40"/>
         </w:rPr>
       </w:pPr>
-      <w:r>
+    </w:p>
+    <w:p>
+      <w:pPr>
+        <w:pStyle w:val="KeinLeerraum"/>
         <w:rPr>
           <w:b/>
           <w:bCs/>
           <w:sz w:val="40"/>
           <w:szCs w:val="40"/>
         </w:rPr>
+      </w:pPr>
+    </w:p>
+    <w:p>
+      <w:pPr>
+        <w:pStyle w:val="KeinLeerraum"/>
+        <w:rPr>
+          <w:b/>
+          <w:bCs/>
+          <w:sz w:val="40"/>
+          <w:szCs w:val="40"/>
+        </w:rPr>
+      </w:pPr>
+      <w:r>
+        <w:rPr>
+          <w:b/>
+          <w:bCs/>
+          <w:sz w:val="40"/>
+          <w:szCs w:val="40"/>
+        </w:rPr>
+        <w:lastRenderedPageBreak/>
+        <w:t>Fragen</w:t>
+      </w:r>
+    </w:p>
+    <w:p>
+      <w:pPr>
+        <w:pStyle w:val="KeinLeerraum"/>
+        <w:rPr>
+          <w:b/>
+          <w:bCs/>
+          <w:sz w:val="28"/>
+          <w:szCs w:val="28"/>
+        </w:rPr>
+      </w:pPr>
+    </w:p>
+    <w:p>
+      <w:pPr>
+        <w:pStyle w:val="KeinLeerraum"/>
+        <w:rPr>
+          <w:b/>
+          <w:bCs/>
+          <w:sz w:val="28"/>
+          <w:szCs w:val="28"/>
+        </w:rPr>
+      </w:pPr>
+    </w:p>
+    <w:p>
+      <w:pPr>
+        <w:pStyle w:val="KeinLeerraum"/>
+        <w:rPr>
+          <w:b/>
+          <w:bCs/>
+          <w:sz w:val="28"/>
+          <w:szCs w:val="28"/>
+        </w:rPr>
+      </w:pPr>
+    </w:p>
+    <w:p>
+      <w:pPr>
+        <w:pStyle w:val="KeinLeerraum"/>
+        <w:rPr>
+          <w:b/>
+          <w:bCs/>
+          <w:sz w:val="28"/>
+          <w:szCs w:val="28"/>
+        </w:rPr>
+      </w:pPr>
+      <w:r>
+        <w:rPr>
+          <w:b/>
+          <w:bCs/>
+          <w:sz w:val="28"/>
+          <w:szCs w:val="28"/>
+        </w:rPr>
+        <w:t>Was ist ein Docker-Image?</w:t>
+      </w:r>
+    </w:p>
+    <w:p>
+      <w:pPr>
+        <w:pStyle w:val="KeinLeerraum"/>
+      </w:pPr>
+      <w:r>
+        <w:t>Ein Docker-Image ist eine Vorlage für einen Container. Es enthält die Dateien und Einstellungen, die eine Anwendung zum Starten benötigt.</w:t>
+      </w:r>
+    </w:p>
+    <w:p>
+      <w:pPr>
+        <w:pStyle w:val="KeinLeerraum"/>
+        <w:rPr>
+          <w:b/>
+          <w:bCs/>
+          <w:sz w:val="28"/>
+          <w:szCs w:val="28"/>
+        </w:rPr>
+      </w:pPr>
+    </w:p>
+    <w:p>
+      <w:pPr>
+        <w:pStyle w:val="KeinLeerraum"/>
+        <w:rPr>
+          <w:b/>
+          <w:bCs/>
+          <w:sz w:val="28"/>
+          <w:szCs w:val="28"/>
+        </w:rPr>
+      </w:pPr>
+      <w:r>
+        <w:rPr>
+          <w:b/>
+          <w:bCs/>
+          <w:sz w:val="28"/>
+          <w:szCs w:val="28"/>
+        </w:rPr>
+        <w:t>Was ist ein Docker-Container?</w:t>
+      </w:r>
+    </w:p>
+    <w:p>
+      <w:pPr>
+        <w:pStyle w:val="KeinLeerraum"/>
+      </w:pPr>
+      <w:r>
+        <w:t>Ein Docker-Container ist eine laufende Umgebung, in der eine Anwendung ausgeführt wird. Er wird aus einem Docker-Image erstellt.</w:t>
+      </w:r>
+    </w:p>
+    <w:p>
+      <w:pPr>
+        <w:pStyle w:val="KeinLeerraum"/>
+        <w:rPr>
+          <w:b/>
+          <w:bCs/>
+          <w:sz w:val="28"/>
+          <w:szCs w:val="28"/>
+        </w:rPr>
+      </w:pPr>
+    </w:p>
+    <w:p>
+      <w:pPr>
+        <w:pStyle w:val="KeinLeerraum"/>
+        <w:rPr>
+          <w:b/>
+          <w:bCs/>
+          <w:sz w:val="28"/>
+          <w:szCs w:val="28"/>
+        </w:rPr>
+      </w:pPr>
+      <w:r>
+        <w:rPr>
+          <w:b/>
+          <w:bCs/>
+          <w:sz w:val="28"/>
+          <w:szCs w:val="28"/>
+        </w:rPr>
+        <w:t>Was ist der Unterschied zwischen Image und Container?</w:t>
+      </w:r>
+    </w:p>
+    <w:p>
+      <w:pPr>
+        <w:pStyle w:val="KeinLeerraum"/>
+      </w:pPr>
+      <w:r>
+        <w:t>Ein Image ist die Vorlage und ein Container ist die daraus erstellte laufende Anwendung.</w:t>
+      </w:r>
+    </w:p>
+    <w:p>
+      <w:pPr>
+        <w:pStyle w:val="KeinLeerraum"/>
+      </w:pPr>
+      <w:r>
+        <w:rPr>
+          <w:b/>
+          <w:bCs/>
+        </w:rPr>
+        <w:t>Kurz gesagt:</w:t>
+      </w:r>
+      <w:r>
+        <w:t xml:space="preserve"> Image = Vorlage, Container = laufende Anwendung.</w:t>
+      </w:r>
+    </w:p>
+    <w:p>
+      <w:pPr>
+        <w:pStyle w:val="KeinLeerraum"/>
+        <w:rPr>
+          <w:b/>
+          <w:bCs/>
+          <w:sz w:val="28"/>
+          <w:szCs w:val="28"/>
+        </w:rPr>
+      </w:pPr>
+    </w:p>
+    <w:p>
+      <w:pPr>
+        <w:pStyle w:val="KeinLeerraum"/>
+        <w:rPr>
+          <w:b/>
+          <w:bCs/>
+          <w:sz w:val="28"/>
+          <w:szCs w:val="28"/>
+        </w:rPr>
+      </w:pPr>
+      <w:r>
+        <w:rPr>
+          <w:b/>
+          <w:bCs/>
+          <w:sz w:val="28"/>
+          <w:szCs w:val="28"/>
+        </w:rPr>
+        <w:t xml:space="preserve">Welche Aufgabe besitzt ein </w:t>
+      </w:r>
+      <w:proofErr w:type="spellStart"/>
+      <w:r>
+        <w:rPr>
+          <w:b/>
+          <w:bCs/>
+          <w:sz w:val="28"/>
+          <w:szCs w:val="28"/>
+        </w:rPr>
+        <w:t>Dockerfile</w:t>
+      </w:r>
+      <w:proofErr w:type="spellEnd"/>
+      <w:r>
+        <w:rPr>
+          <w:b/>
+          <w:bCs/>
+          <w:sz w:val="28"/>
+          <w:szCs w:val="28"/>
+        </w:rPr>
+        <w:t>?</w:t>
+      </w:r>
+    </w:p>
+    <w:p>
+      <w:pPr>
+        <w:pStyle w:val="KeinLeerraum"/>
+      </w:pPr>
+      <w:r>
+        <w:t xml:space="preserve">Ein </w:t>
+      </w:r>
+      <w:proofErr w:type="spellStart"/>
+      <w:r>
+        <w:t>Dockerfile</w:t>
+      </w:r>
+      <w:proofErr w:type="spellEnd"/>
+      <w:r>
+        <w:t xml:space="preserve"> beschreibt, wie ein Docker-Image erstellt wird. Darin stehen unter anderem das Basis-Image, die Dateien und der Startbefehl.</w:t>
+      </w:r>
+    </w:p>
+    <w:p>
+      <w:pPr>
+        <w:pStyle w:val="KeinLeerraum"/>
+        <w:rPr>
+          <w:b/>
+          <w:bCs/>
+          <w:sz w:val="28"/>
+          <w:szCs w:val="28"/>
+        </w:rPr>
+      </w:pPr>
+    </w:p>
+    <w:p>
+      <w:pPr>
+        <w:pStyle w:val="KeinLeerraum"/>
+        <w:rPr>
+          <w:b/>
+          <w:bCs/>
+          <w:sz w:val="28"/>
+          <w:szCs w:val="28"/>
+        </w:rPr>
+      </w:pPr>
+      <w:r>
+        <w:rPr>
+          <w:b/>
+          <w:bCs/>
+          <w:sz w:val="28"/>
+          <w:szCs w:val="28"/>
+        </w:rPr>
+        <w:t xml:space="preserve">Wozu </w:t>
+      </w:r>
+      <w:proofErr w:type="gramStart"/>
+      <w:r>
+        <w:rPr>
+          <w:b/>
+          <w:bCs/>
+          <w:sz w:val="28"/>
+          <w:szCs w:val="28"/>
+        </w:rPr>
+        <w:t>wird .</w:t>
+      </w:r>
+      <w:proofErr w:type="spellStart"/>
+      <w:r>
+        <w:rPr>
+          <w:b/>
+          <w:bCs/>
+          <w:sz w:val="28"/>
+          <w:szCs w:val="28"/>
+        </w:rPr>
+        <w:t>dockerignore</w:t>
+      </w:r>
+      <w:proofErr w:type="spellEnd"/>
+      <w:proofErr w:type="gramEnd"/>
+      <w:r>
+        <w:rPr>
+          <w:b/>
+          <w:bCs/>
+          <w:sz w:val="28"/>
+          <w:szCs w:val="28"/>
+        </w:rPr>
+        <w:t xml:space="preserve"> verwendet?</w:t>
+      </w:r>
+    </w:p>
+    <w:p>
+      <w:pPr>
+        <w:pStyle w:val="KeinLeerraum"/>
+      </w:pPr>
+      <w:proofErr w:type="gramStart"/>
+      <w:r>
+        <w:t>Die .</w:t>
+      </w:r>
+      <w:proofErr w:type="spellStart"/>
+      <w:r>
+        <w:t>dockerignore</w:t>
+      </w:r>
+      <w:proofErr w:type="spellEnd"/>
+      <w:proofErr w:type="gramEnd"/>
+      <w:r>
+        <w:t xml:space="preserve"> legt fest, welche Dateien nicht in das Docker-Image kopiert werden. Dadurch bleibt das Image kleiner.</w:t>
+      </w:r>
+    </w:p>
+    <w:p>
+      <w:pPr>
+        <w:pStyle w:val="KeinLeerraum"/>
+        <w:rPr>
+          <w:b/>
+          <w:bCs/>
+          <w:sz w:val="28"/>
+          <w:szCs w:val="28"/>
+        </w:rPr>
+      </w:pPr>
+    </w:p>
+    <w:p>
+      <w:pPr>
+        <w:pStyle w:val="KeinLeerraum"/>
+        <w:rPr>
+          <w:b/>
+          <w:bCs/>
+          <w:sz w:val="28"/>
+          <w:szCs w:val="28"/>
+        </w:rPr>
+      </w:pPr>
+      <w:r>
+        <w:rPr>
+          <w:b/>
+          <w:bCs/>
+          <w:sz w:val="28"/>
+          <w:szCs w:val="28"/>
+        </w:rPr>
+        <w:t xml:space="preserve">Welche Aufgabe besitzt </w:t>
+      </w:r>
+      <w:proofErr w:type="spellStart"/>
+      <w:proofErr w:type="gramStart"/>
+      <w:r>
+        <w:rPr>
+          <w:b/>
+          <w:bCs/>
+          <w:sz w:val="28"/>
+          <w:szCs w:val="28"/>
+        </w:rPr>
+        <w:t>compose.yaml</w:t>
+      </w:r>
+      <w:proofErr w:type="spellEnd"/>
+      <w:proofErr w:type="gramEnd"/>
+      <w:r>
+        <w:rPr>
+          <w:b/>
+          <w:bCs/>
+          <w:sz w:val="28"/>
+          <w:szCs w:val="28"/>
+        </w:rPr>
+        <w:t>?</w:t>
+      </w:r>
+    </w:p>
+    <w:p>
+      <w:pPr>
+        <w:pStyle w:val="KeinLeerraum"/>
+      </w:pPr>
+      <w:r>
+        <w:t xml:space="preserve">Die </w:t>
+      </w:r>
+      <w:proofErr w:type="spellStart"/>
+      <w:proofErr w:type="gramStart"/>
+      <w:r>
+        <w:t>compose.yaml</w:t>
+      </w:r>
+      <w:proofErr w:type="spellEnd"/>
+      <w:proofErr w:type="gramEnd"/>
+      <w:r>
+        <w:t xml:space="preserve"> legt fest, wie Docker-Container eingerichtet und gestartet werden. Dadurch kann die Anwendung einfacher gestartet und gestoppt werden.</w:t>
+      </w:r>
+    </w:p>
+    <w:p>
+      <w:pPr>
+        <w:pStyle w:val="KeinLeerraum"/>
+        <w:rPr>
+          <w:b/>
+          <w:bCs/>
+          <w:sz w:val="28"/>
+          <w:szCs w:val="28"/>
+        </w:rPr>
+      </w:pPr>
+    </w:p>
+    <w:p>
+      <w:pPr>
+        <w:pStyle w:val="KeinLeerraum"/>
+        <w:rPr>
+          <w:b/>
+          <w:bCs/>
+          <w:sz w:val="28"/>
+          <w:szCs w:val="28"/>
+        </w:rPr>
+      </w:pPr>
+      <w:r>
+        <w:rPr>
+          <w:b/>
+          <w:bCs/>
+          <w:sz w:val="28"/>
+          <w:szCs w:val="28"/>
+        </w:rPr>
+        <w:t>Was bedeutet die Portangabe 3000:3000?</w:t>
+      </w:r>
+    </w:p>
+    <w:p>
+      <w:pPr>
+        <w:pStyle w:val="KeinLeerraum"/>
+      </w:pPr>
+      <w:r>
+        <w:t xml:space="preserve">Die erste </w:t>
+      </w:r>
+      <w:r>
+        <w:rPr>
+          <w:b/>
+          <w:bCs/>
+        </w:rPr>
+        <w:t>3000</w:t>
+      </w:r>
+      <w:r>
+        <w:t xml:space="preserve"> ist der Port auf meinem Computer. Die zweite </w:t>
+      </w:r>
+      <w:r>
+        <w:rPr>
+          <w:b/>
+          <w:bCs/>
+        </w:rPr>
+        <w:t>3000</w:t>
+      </w:r>
+      <w:r>
+        <w:t xml:space="preserve"> ist der Port im Docker-Container. Dadurch kann die Anwendung über Port 3000 aufgerufen werden.</w:t>
+      </w:r>
+    </w:p>
+    <w:p>
+      <w:pPr>
+        <w:pStyle w:val="KeinLeerraum"/>
+        <w:rPr>
+          <w:b/>
+          <w:bCs/>
+          <w:sz w:val="28"/>
+          <w:szCs w:val="28"/>
+        </w:rPr>
+      </w:pPr>
+    </w:p>
+    <w:p>
+      <w:pPr>
+        <w:pStyle w:val="KeinLeerraum"/>
+        <w:rPr>
+          <w:b/>
+          <w:bCs/>
+          <w:sz w:val="28"/>
+          <w:szCs w:val="28"/>
+        </w:rPr>
+      </w:pPr>
+      <w:r>
+        <w:rPr>
+          <w:b/>
+          <w:bCs/>
+          <w:sz w:val="28"/>
+          <w:szCs w:val="28"/>
+        </w:rPr>
+        <w:t xml:space="preserve">Weshalb wird </w:t>
+      </w:r>
+      <w:proofErr w:type="spellStart"/>
+      <w:proofErr w:type="gramStart"/>
+      <w:r>
+        <w:rPr>
+          <w:b/>
+          <w:bCs/>
+          <w:sz w:val="28"/>
+          <w:szCs w:val="28"/>
+        </w:rPr>
+        <w:t>package.json</w:t>
+      </w:r>
+      <w:proofErr w:type="spellEnd"/>
+      <w:proofErr w:type="gramEnd"/>
+      <w:r>
+        <w:rPr>
+          <w:b/>
+          <w:bCs/>
+          <w:sz w:val="28"/>
+          <w:szCs w:val="28"/>
+        </w:rPr>
+        <w:t xml:space="preserve"> zuerst kopiert?</w:t>
+      </w:r>
+    </w:p>
+    <w:p>
+      <w:pPr>
+        <w:pStyle w:val="KeinLeerraum"/>
+      </w:pPr>
+      <w:r>
+        <w:t xml:space="preserve">Die </w:t>
+      </w:r>
+      <w:proofErr w:type="spellStart"/>
+      <w:proofErr w:type="gramStart"/>
+      <w:r>
+        <w:t>package.json</w:t>
+      </w:r>
+      <w:proofErr w:type="spellEnd"/>
+      <w:proofErr w:type="gramEnd"/>
+      <w:r>
+        <w:t xml:space="preserve"> wird zuerst kopiert, damit Docker die benötigten Pakete mit </w:t>
+      </w:r>
+      <w:proofErr w:type="spellStart"/>
+      <w:r>
+        <w:t>npm</w:t>
+      </w:r>
+      <w:proofErr w:type="spellEnd"/>
+      <w:r>
         <w:t xml:space="preserve"> </w:t>
       </w:r>
-    </w:p>
-    <w:p>
-      <w:pPr>
-        <w:pStyle w:val="KeinLeerraum"/>
-        <w:rPr>
-          <w:b/>
-          <w:bCs/>
-          <w:sz w:val="28"/>
-          <w:szCs w:val="28"/>
-        </w:rPr>
-      </w:pPr>
-      <w:r>
-        <w:rPr>
-          <w:b/>
-          <w:bCs/>
-          <w:sz w:val="28"/>
-          <w:szCs w:val="28"/>
-        </w:rPr>
-        <w:t>Was ist ein Docker-Image?</w:t>
-      </w:r>
-    </w:p>
-    <w:p>
-      <w:pPr>
-        <w:pStyle w:val="KeinLeerraum"/>
-      </w:pPr>
-      <w:r>
-        <w:t>Ein Docker-Image ist eine Vorlage für einen Container. Es enthält alle wichtigen Dateien und Einstellungen, die eine Anwendung zum Starten benötigt. Aus einem Image kann ein Docker-Container erstellt und gestartet werden.</w:t>
-      </w:r>
+      <w:proofErr w:type="spellStart"/>
+      <w:r>
+        <w:t>install</w:t>
+      </w:r>
+      <w:proofErr w:type="spellEnd"/>
+      <w:r>
+        <w:t xml:space="preserve"> installieren kann. Dadurch können bestimmte Docker-Schritte bei Änderungen am Quellcode wiederverwendet werden.</w:t>
+      </w:r>
+    </w:p>
+    <w:p>
+      <w:pPr>
+        <w:pStyle w:val="KeinLeerraum"/>
+        <w:rPr>
+          <w:b/>
+          <w:bCs/>
+          <w:sz w:val="28"/>
+          <w:szCs w:val="28"/>
+          <w:lang w:val="en-US"/>
+        </w:rPr>
+      </w:pPr>
+    </w:p>
+    <w:p>
+      <w:pPr>
+        <w:pStyle w:val="KeinLeerraum"/>
+        <w:rPr>
+          <w:b/>
+          <w:bCs/>
+          <w:sz w:val="28"/>
+          <w:szCs w:val="28"/>
+          <w:lang w:val="en-US"/>
+        </w:rPr>
+      </w:pPr>
+      <w:r>
+        <w:rPr>
+          <w:b/>
+          <w:bCs/>
+          <w:sz w:val="28"/>
+          <w:szCs w:val="28"/>
+          <w:lang w:val="en-US"/>
+        </w:rPr>
+        <w:t xml:space="preserve">Was </w:t>
+      </w:r>
+      <w:proofErr w:type="spellStart"/>
+      <w:r>
+        <w:rPr>
+          <w:b/>
+          <w:bCs/>
+          <w:sz w:val="28"/>
+          <w:szCs w:val="28"/>
+          <w:lang w:val="en-US"/>
+        </w:rPr>
+        <w:t>macht</w:t>
+      </w:r>
+      <w:proofErr w:type="spellEnd"/>
+      <w:r>
+        <w:rPr>
+          <w:b/>
+          <w:bCs/>
+          <w:sz w:val="28"/>
+          <w:szCs w:val="28"/>
+          <w:lang w:val="en-US"/>
+        </w:rPr>
+        <w:t xml:space="preserve"> docker </w:t>
+      </w:r>
+      <w:proofErr w:type="gramStart"/>
+      <w:r>
+        <w:rPr>
+          <w:b/>
+          <w:bCs/>
+          <w:sz w:val="28"/>
+          <w:szCs w:val="28"/>
+          <w:lang w:val="en-US"/>
+        </w:rPr>
+        <w:t>compose</w:t>
+      </w:r>
+      <w:proofErr w:type="gramEnd"/>
+      <w:r>
+        <w:rPr>
+          <w:b/>
+          <w:bCs/>
+          <w:sz w:val="28"/>
+          <w:szCs w:val="28"/>
+          <w:lang w:val="en-US"/>
+        </w:rPr>
+        <w:t xml:space="preserve"> up?</w:t>
+      </w:r>
+    </w:p>
+    <w:p>
+      <w:pPr>
+        <w:pStyle w:val="KeinLeerraum"/>
+      </w:pPr>
+      <w:r>
+        <w:t xml:space="preserve">Mit </w:t>
+      </w:r>
+      <w:proofErr w:type="spellStart"/>
+      <w:r>
+        <w:t>docker</w:t>
+      </w:r>
+      <w:proofErr w:type="spellEnd"/>
+      <w:r>
+        <w:t xml:space="preserve"> </w:t>
+      </w:r>
+      <w:proofErr w:type="spellStart"/>
+      <w:r>
+        <w:t>compose</w:t>
+      </w:r>
+      <w:proofErr w:type="spellEnd"/>
+      <w:r>
+        <w:t xml:space="preserve"> </w:t>
+      </w:r>
+      <w:proofErr w:type="spellStart"/>
+      <w:r>
+        <w:t>up</w:t>
+      </w:r>
+      <w:proofErr w:type="spellEnd"/>
+      <w:r>
+        <w:t xml:space="preserve"> werden die in der </w:t>
+      </w:r>
+      <w:proofErr w:type="spellStart"/>
+      <w:proofErr w:type="gramStart"/>
+      <w:r>
+        <w:t>compose.yaml</w:t>
+      </w:r>
+      <w:proofErr w:type="spellEnd"/>
+      <w:proofErr w:type="gramEnd"/>
+      <w:r>
+        <w:t xml:space="preserve"> angegebenen Container gestartet oder erstellt.</w:t>
+      </w:r>
+    </w:p>
+    <w:p>
+      <w:pPr>
+        <w:pStyle w:val="KeinLeerraum"/>
+        <w:rPr>
+          <w:b/>
+          <w:bCs/>
+          <w:sz w:val="28"/>
+          <w:szCs w:val="28"/>
+        </w:rPr>
+      </w:pPr>
+    </w:p>
+    <w:p>
+      <w:pPr>
+        <w:pStyle w:val="KeinLeerraum"/>
+        <w:rPr>
+          <w:b/>
+          <w:bCs/>
+          <w:sz w:val="28"/>
+          <w:szCs w:val="28"/>
+        </w:rPr>
+      </w:pPr>
+      <w:r>
+        <w:rPr>
+          <w:b/>
+          <w:bCs/>
+          <w:sz w:val="28"/>
+          <w:szCs w:val="28"/>
+        </w:rPr>
+        <w:t xml:space="preserve">Was macht </w:t>
+      </w:r>
+      <w:proofErr w:type="spellStart"/>
+      <w:r>
+        <w:rPr>
+          <w:b/>
+          <w:bCs/>
+          <w:sz w:val="28"/>
+          <w:szCs w:val="28"/>
+        </w:rPr>
+        <w:t>docker</w:t>
+      </w:r>
+      <w:proofErr w:type="spellEnd"/>
+      <w:r>
+        <w:rPr>
+          <w:b/>
+          <w:bCs/>
+          <w:sz w:val="28"/>
+          <w:szCs w:val="28"/>
+        </w:rPr>
+        <w:t xml:space="preserve"> </w:t>
+      </w:r>
+      <w:proofErr w:type="spellStart"/>
+      <w:r>
+        <w:rPr>
+          <w:b/>
+          <w:bCs/>
+          <w:sz w:val="28"/>
+          <w:szCs w:val="28"/>
+        </w:rPr>
+        <w:t>compose</w:t>
+      </w:r>
+      <w:proofErr w:type="spellEnd"/>
+      <w:r>
+        <w:rPr>
+          <w:b/>
+          <w:bCs/>
+          <w:sz w:val="28"/>
+          <w:szCs w:val="28"/>
+        </w:rPr>
+        <w:t xml:space="preserve"> down?</w:t>
+      </w:r>
+    </w:p>
+    <w:p>
+      <w:pPr>
+        <w:pStyle w:val="KeinLeerraum"/>
+      </w:pPr>
+      <w:r>
+        <w:t xml:space="preserve">Mit </w:t>
+      </w:r>
+      <w:proofErr w:type="spellStart"/>
+      <w:r>
+        <w:t>docker</w:t>
+      </w:r>
+      <w:proofErr w:type="spellEnd"/>
+      <w:r>
+        <w:t xml:space="preserve"> </w:t>
+      </w:r>
+      <w:proofErr w:type="spellStart"/>
+      <w:r>
+        <w:t>compose</w:t>
+      </w:r>
+      <w:proofErr w:type="spellEnd"/>
+      <w:r>
+        <w:t xml:space="preserve"> down werden die gestarteten Container gestoppt und entfernt.</w:t>
+      </w:r>
+    </w:p>
+    <w:p>
+      <w:pPr>
+        <w:pStyle w:val="KeinLeerraum"/>
+        <w:rPr>
+          <w:b/>
+          <w:bCs/>
+          <w:sz w:val="28"/>
+          <w:szCs w:val="28"/>
+        </w:rPr>
+      </w:pPr>
     </w:p>
     <w:p>
       <w:pPr>
@@ -1712,206 +2587,134 @@
           <w:szCs w:val="28"/>
         </w:rPr>
         <w:lastRenderedPageBreak/>
-        <w:t>Was ist ein Docker-Container?</w:t>
-      </w:r>
-    </w:p>
-    <w:p>
-      <w:pPr>
-        <w:pStyle w:val="KeinLeerraum"/>
-      </w:pPr>
-      <w:r>
-        <w:t>Ein Docker-Container ist eine laufende Umgebung, in der eine Anwendung ausgeführt wird. Er wird aus einem Docker-Image erstellt und enthält alles, was die Anwendung zum Laufen braucht.</w:t>
-      </w:r>
+        <w:t>Weshalb wird --</w:t>
+      </w:r>
+      <w:proofErr w:type="spellStart"/>
+      <w:r>
+        <w:rPr>
+          <w:b/>
+          <w:bCs/>
+          <w:sz w:val="28"/>
+          <w:szCs w:val="28"/>
+        </w:rPr>
+        <w:t>build</w:t>
+      </w:r>
+      <w:proofErr w:type="spellEnd"/>
+      <w:r>
+        <w:rPr>
+          <w:b/>
+          <w:bCs/>
+          <w:sz w:val="28"/>
+          <w:szCs w:val="28"/>
+        </w:rPr>
+        <w:t xml:space="preserve"> benötigt?</w:t>
+      </w:r>
+    </w:p>
+    <w:p>
+      <w:pPr>
+        <w:pStyle w:val="KeinLeerraum"/>
+      </w:pPr>
+      <w:r>
+        <w:t>--</w:t>
+      </w:r>
+      <w:proofErr w:type="spellStart"/>
+      <w:r>
+        <w:t>build</w:t>
+      </w:r>
+      <w:proofErr w:type="spellEnd"/>
+      <w:r>
+        <w:t xml:space="preserve"> sorgt dafür, dass das Docker-Image neu erstellt wird. Das ist nötig, wenn sich beispielsweise das </w:t>
+      </w:r>
+      <w:proofErr w:type="spellStart"/>
+      <w:r>
+        <w:t>Dockerfile</w:t>
+      </w:r>
+      <w:proofErr w:type="spellEnd"/>
+      <w:r>
+        <w:t xml:space="preserve"> oder andere Dateien geändert haben.</w:t>
+      </w:r>
+    </w:p>
+    <w:p>
+      <w:pPr>
+        <w:pStyle w:val="KeinLeerraum"/>
+      </w:pPr>
+    </w:p>
+    <w:p>
+      <w:pPr>
+        <w:pStyle w:val="KeinLeerraum"/>
+        <w:rPr>
+          <w:lang w:val="de-DE"/>
+        </w:rPr>
+      </w:pPr>
     </w:p>
     <w:p>
       <w:pPr>
         <w:jc w:val="both"/>
-      </w:pPr>
-    </w:p>
-    <w:p>
-      <w:pPr>
-        <w:pStyle w:val="KeinLeerraum"/>
-        <w:rPr>
-          <w:b/>
-          <w:bCs/>
-          <w:sz w:val="28"/>
-          <w:szCs w:val="28"/>
-        </w:rPr>
-      </w:pPr>
-      <w:r>
-        <w:rPr>
-          <w:b/>
-          <w:bCs/>
-          <w:sz w:val="28"/>
-          <w:szCs w:val="28"/>
-        </w:rPr>
-        <w:t>Was ist der Unterschied zwischen Image und Container?</w:t>
-      </w:r>
-    </w:p>
-    <w:p>
-      <w:pPr>
-        <w:pStyle w:val="KeinLeerraum"/>
-      </w:pPr>
-      <w:r>
-        <w:t>Ein Docker-Image ist die Vorlage für eine Anwendung. Ein Docker-Container wird aus diesem Image erstellt und führt die Anwendung aus.</w:t>
-      </w:r>
-    </w:p>
-    <w:p>
-      <w:pPr>
-        <w:pStyle w:val="KeinLeerraum"/>
-      </w:pPr>
-      <w:r>
-        <w:t>Kurz gesagt: Image = Vorlage, Container = laufende Anwendung.</w:t>
-      </w:r>
+        <w:rPr>
+          <w:lang w:val="de-DE"/>
+        </w:rPr>
+      </w:pPr>
     </w:p>
     <w:p>
       <w:pPr>
         <w:jc w:val="both"/>
         <w:rPr>
-          <w:b/>
-          <w:bCs/>
-          <w:sz w:val="28"/>
-          <w:szCs w:val="28"/>
-        </w:rPr>
-      </w:pPr>
-    </w:p>
-    <w:p>
-      <w:pPr>
-        <w:pStyle w:val="KeinLeerraum"/>
-        <w:rPr>
-          <w:b/>
-          <w:bCs/>
-          <w:sz w:val="28"/>
-          <w:szCs w:val="28"/>
-        </w:rPr>
-      </w:pPr>
-      <w:r>
-        <w:rPr>
-          <w:b/>
-          <w:bCs/>
-          <w:sz w:val="28"/>
-          <w:szCs w:val="28"/>
-        </w:rPr>
-        <w:t xml:space="preserve">Welche Aufgabe besitzt ein </w:t>
-      </w:r>
-      <w:proofErr w:type="spellStart"/>
-      <w:r>
-        <w:rPr>
-          <w:b/>
-          <w:bCs/>
-          <w:sz w:val="28"/>
-          <w:szCs w:val="28"/>
-        </w:rPr>
-        <w:t>Dockerfile</w:t>
-      </w:r>
-      <w:proofErr w:type="spellEnd"/>
-      <w:r>
-        <w:rPr>
-          <w:b/>
-          <w:bCs/>
-          <w:sz w:val="28"/>
-          <w:szCs w:val="28"/>
-        </w:rPr>
-        <w:t>?</w:t>
-      </w:r>
-    </w:p>
-    <w:p>
-      <w:pPr>
-        <w:pStyle w:val="KeinLeerraum"/>
-      </w:pPr>
-      <w:r>
-        <w:t xml:space="preserve">Ein </w:t>
-      </w:r>
-      <w:proofErr w:type="spellStart"/>
-      <w:r>
-        <w:t>Dockerfile</w:t>
-      </w:r>
-      <w:proofErr w:type="spellEnd"/>
-      <w:r>
-        <w:t xml:space="preserve"> zeigt, wie ein Docker-Image erstellt wird. Darin steht zum Beispiel, welches Basis-Image verwendet wird, welche Dateien kopiert werden und wie die Anwendung gestartet wird.</w:t>
-      </w:r>
-    </w:p>
-    <w:p>
-      <w:pPr>
-        <w:pStyle w:val="KeinLeerraum"/>
-      </w:pPr>
-    </w:p>
-    <w:p>
-      <w:pPr>
-        <w:pStyle w:val="KeinLeerraum"/>
-        <w:rPr>
-          <w:b/>
-          <w:bCs/>
-          <w:sz w:val="28"/>
-          <w:szCs w:val="28"/>
-        </w:rPr>
-      </w:pPr>
-      <w:r>
-        <w:rPr>
-          <w:b/>
-          <w:bCs/>
-          <w:sz w:val="28"/>
-          <w:szCs w:val="28"/>
-        </w:rPr>
-        <w:t xml:space="preserve">Wozu </w:t>
-      </w:r>
-      <w:proofErr w:type="gramStart"/>
-      <w:r>
-        <w:rPr>
-          <w:b/>
-          <w:bCs/>
-          <w:sz w:val="28"/>
-          <w:szCs w:val="28"/>
-        </w:rPr>
-        <w:t>wird .</w:t>
-      </w:r>
-      <w:proofErr w:type="spellStart"/>
-      <w:r>
-        <w:rPr>
-          <w:b/>
-          <w:bCs/>
-          <w:sz w:val="28"/>
-          <w:szCs w:val="28"/>
-        </w:rPr>
-        <w:t>dockerignore</w:t>
-      </w:r>
-      <w:proofErr w:type="spellEnd"/>
-      <w:proofErr w:type="gramEnd"/>
-      <w:r>
-        <w:rPr>
-          <w:b/>
-          <w:bCs/>
-          <w:sz w:val="28"/>
-          <w:szCs w:val="28"/>
-        </w:rPr>
-        <w:t xml:space="preserve"> verwendet?</w:t>
-      </w:r>
-    </w:p>
-    <w:p>
-      <w:pPr>
-        <w:pStyle w:val="KeinLeerraum"/>
-      </w:pPr>
-      <w:proofErr w:type="gramStart"/>
-      <w:r>
-        <w:t>Die .</w:t>
-      </w:r>
-      <w:proofErr w:type="spellStart"/>
-      <w:r>
-        <w:t>dockerignore</w:t>
-      </w:r>
-      <w:proofErr w:type="spellEnd"/>
-      <w:proofErr w:type="gramEnd"/>
-      <w:r>
-        <w:t xml:space="preserve"> legt fest, welche Dateien und Ordner nicht in das Docker-Image kopiert werden sollen. Dadurch bleibt das Image kleiner und es werden unnötige Dateien, wie zum Beispiel </w:t>
-      </w:r>
-      <w:proofErr w:type="spellStart"/>
-      <w:r>
-        <w:t>node_modules</w:t>
-      </w:r>
-      <w:proofErr w:type="spellEnd"/>
-      <w:r>
-        <w:t>, nicht mitkopiert.</w:t>
-      </w:r>
+          <w:lang w:val="de-DE"/>
+        </w:rPr>
+      </w:pPr>
+    </w:p>
+    <w:p>
+      <w:pPr>
+        <w:jc w:val="both"/>
+        <w:rPr>
+          <w:lang w:val="de-DE"/>
+        </w:rPr>
+      </w:pPr>
+    </w:p>
+    <w:p>
+      <w:pPr>
+        <w:jc w:val="both"/>
+        <w:rPr>
+          <w:lang w:val="de-DE"/>
+        </w:rPr>
+      </w:pPr>
+    </w:p>
+    <w:p>
+      <w:pPr>
+        <w:jc w:val="both"/>
+        <w:rPr>
+          <w:lang w:val="de-DE"/>
+        </w:rPr>
+      </w:pPr>
+    </w:p>
+    <w:p>
+      <w:pPr>
+        <w:jc w:val="both"/>
+        <w:rPr>
+          <w:lang w:val="de-DE"/>
+        </w:rPr>
+      </w:pPr>
+    </w:p>
+    <w:p>
+      <w:pPr>
+        <w:pStyle w:val="KeinLeerraum"/>
+        <w:rPr>
+          <w:b/>
+          <w:bCs/>
+          <w:sz w:val="28"/>
+          <w:szCs w:val="28"/>
+          <w:lang w:val="de-DE"/>
+        </w:rPr>
+      </w:pPr>
+    </w:p>
+    <w:p>
+      <w:pPr>
+        <w:pStyle w:val="KeinLeerraum"/>
+        <w:rPr>
+          <w:sz w:val="20"/>
+          <w:szCs w:val="20"/>
+        </w:rPr>
+      </w:pPr>
     </w:p>
     <w:sectPr>
       <w:pgSz w:w="11906" w:h="16838"/>
@@ -1921,6 +2724,56 @@
     </w:sectPr>
   </w:body>
 </w:document>
+</file>
+
+<file path=word/endnotes.xml><?xml version="1.0" encoding="utf-8"?>
+<w:endnotes xmlns:wpc="http://schemas.microsoft.com/office/word/2010/wordprocessingCanvas" xmlns:cx="http://schemas.microsoft.com/office/drawing/2014/chartex" xmlns:cx1="http://schemas.microsoft.com/office/drawing/2015/9/8/chartex" xmlns:cx2="http://schemas.microsoft.com/office/drawing/2015/10/21/chartex" xmlns:cx3="http://schemas.microsoft.com/office/drawing/2016/5/9/chartex" xmlns:cx4="http://schemas.microsoft.com/office/drawing/2016/5/10/chartex" xmlns:cx5="http://schemas.microsoft.com/office/drawing/2016/5/11/chartex" xmlns:cx6="http://schemas.microsoft.com/office/drawing/2016/5/12/chartex" xmlns:cx7="http://schemas.microsoft.com/office/drawing/2016/5/13/chartex" xmlns:cx8="http://schemas.microsoft.com/office/drawing/2016/5/14/chartex" xmlns:mc="http://schemas.openxmlformats.org/markup-compatibility/2006" xmlns:aink="http://schemas.microsoft.com/office/drawing/2016/ink" xmlns:am3d="http://schemas.microsoft.com/office/drawing/2017/model3d" xmlns:o="urn:schemas-microsoft-com:office:office" xmlns:oel="http://schemas.microsoft.com/office/2019/extlst" xmlns:r="http://schemas.openxmlformats.org/officeDocument/2006/relationships" xmlns:m="http://schemas.openxmlformats.org/officeDocument/2006/math" xmlns:v="urn:schemas-microsoft-com:vml" xmlns:wp14="http://schemas.microsoft.com/office/word/2010/wordprocessingDrawing" xmlns:wp="http://schemas.openxmlformats.org/drawingml/2006/wordprocessingDrawing" xmlns:w10="urn:schemas-microsoft-com:office:word" xmlns:w="http://schemas.openxmlformats.org/wordprocessingml/2006/main" xmlns:w14="http://schemas.microsoft.com/office/word/2010/wordml" xmlns:w15="http://schemas.microsoft.com/office/word/2012/wordml" xmlns:w16cex="http://schemas.microsoft.com/office/word/2018/wordml/cex" xmlns:w16cid="http://schemas.microsoft.com/office/word/2016/wordml/cid" xmlns:w16="http://schemas.microsoft.com/office/word/2018/wordml" xmlns:w16du="http://schemas.microsoft.com/office/word/2023/wordml/word16du" xmlns:w16sdtdh="http://schemas.microsoft.com/office/word/2020/wordml/sdtdatahash" xmlns:w16sdtfl="http://schemas.microsoft.com/office/word/2024/wordml/sdtformatlock" xmlns:w16se="http://schemas.microsoft.com/office/word/2015/wordml/symex" xmlns:wpg="http://schemas.microsoft.com/office/word/2010/wordprocessingGroup" xmlns:wpi="http://schemas.microsoft.com/office/word/2010/wordprocessingInk" xmlns:wne="http://schemas.microsoft.com/office/word/2006/wordml" xmlns:wps="http://schemas.microsoft.com/office/word/2010/wordprocessingShape" mc:Ignorable="w14 w15 w16se w16cid w16 w16cex w16sdtdh w16sdtfl w16du wp14">
+  <w:endnote w:type="separator" w:id="-1">
+    <w:p>
+      <w:pPr>
+        <w:spacing w:after="0" w:line="240" w:lineRule="auto"/>
+      </w:pPr>
+      <w:r>
+        <w:separator/>
+      </w:r>
+    </w:p>
+  </w:endnote>
+  <w:endnote w:type="continuationSeparator" w:id="0">
+    <w:p>
+      <w:pPr>
+        <w:spacing w:after="0" w:line="240" w:lineRule="auto"/>
+      </w:pPr>
+      <w:r>
+        <w:continuationSeparator/>
+      </w:r>
+    </w:p>
+  </w:endnote>
+</w:endnotes>
+</file>
+
+<file path=word/footnotes.xml><?xml version="1.0" encoding="utf-8"?>
+<w:footnotes xmlns:wpc="http://schemas.microsoft.com/office/word/2010/wordprocessingCanvas" xmlns:cx="http://schemas.microsoft.com/office/drawing/2014/chartex" xmlns:cx1="http://schemas.microsoft.com/office/drawing/2015/9/8/chartex" xmlns:cx2="http://schemas.microsoft.com/office/drawing/2015/10/21/chartex" xmlns:cx3="http://schemas.microsoft.com/office/drawing/2016/5/9/chartex" xmlns:cx4="http://schemas.microsoft.com/office/drawing/2016/5/10/chartex" xmlns:cx5="http://schemas.microsoft.com/office/drawing/2016/5/11/chartex" xmlns:cx6="http://schemas.microsoft.com/office/drawing/2016/5/12/chartex" xmlns:cx7="http://schemas.microsoft.com/office/drawing/2016/5/13/chartex" xmlns:cx8="http://schemas.microsoft.com/office/drawing/2016/5/14/chartex" xmlns:mc="http://schemas.openxmlformats.org/markup-compatibility/2006" xmlns:aink="http://schemas.microsoft.com/office/drawing/2016/ink" xmlns:am3d="http://schemas.microsoft.com/office/drawing/2017/model3d" xmlns:o="urn:schemas-microsoft-com:office:office" xmlns:oel="http://schemas.microsoft.com/office/2019/extlst" xmlns:r="http://schemas.openxmlformats.org/officeDocument/2006/relationships" xmlns:m="http://schemas.openxmlformats.org/officeDocument/2006/math" xmlns:v="urn:schemas-microsoft-com:vml" xmlns:wp14="http://schemas.microsoft.com/office/word/2010/wordprocessingDrawing" xmlns:wp="http://schemas.openxmlformats.org/drawingml/2006/wordprocessingDrawing" xmlns:w10="urn:schemas-microsoft-com:office:word" xmlns:w="http://schemas.openxmlformats.org/wordprocessingml/2006/main" xmlns:w14="http://schemas.microsoft.com/office/word/2010/wordml" xmlns:w15="http://schemas.microsoft.com/office/word/2012/wordml" xmlns:w16cex="http://schemas.microsoft.com/office/word/2018/wordml/cex" xmlns:w16cid="http://schemas.microsoft.com/office/word/2016/wordml/cid" xmlns:w16="http://schemas.microsoft.com/office/word/2018/wordml" xmlns:w16du="http://schemas.microsoft.com/office/word/2023/wordml/word16du" xmlns:w16sdtdh="http://schemas.microsoft.com/office/word/2020/wordml/sdtdatahash" xmlns:w16sdtfl="http://schemas.microsoft.com/office/word/2024/wordml/sdtformatlock" xmlns:w16se="http://schemas.microsoft.com/office/word/2015/wordml/symex" xmlns:wpg="http://schemas.microsoft.com/office/word/2010/wordprocessingGroup" xmlns:wpi="http://schemas.microsoft.com/office/word/2010/wordprocessingInk" xmlns:wne="http://schemas.microsoft.com/office/word/2006/wordml" xmlns:wps="http://schemas.microsoft.com/office/word/2010/wordprocessingShape" mc:Ignorable="w14 w15 w16se w16cid w16 w16cex w16sdtdh w16sdtfl w16du wp14">
+  <w:footnote w:type="separator" w:id="-1">
+    <w:p>
+      <w:pPr>
+        <w:spacing w:after="0" w:line="240" w:lineRule="auto"/>
+      </w:pPr>
+      <w:r>
+        <w:separator/>
+      </w:r>
+    </w:p>
+  </w:footnote>
+  <w:footnote w:type="continuationSeparator" w:id="0">
+    <w:p>
+      <w:pPr>
+        <w:spacing w:after="0" w:line="240" w:lineRule="auto"/>
+      </w:pPr>
+      <w:r>
+        <w:continuationSeparator/>
+      </w:r>
+    </w:p>
+  </w:footnote>
+</w:footnotes>
 </file>
 
 <file path=word/numbering.xml><?xml version="1.0" encoding="utf-8"?>
@@ -3317,6 +4170,50 @@
       <w:spacing w:after="0" w:line="240" w:lineRule="auto"/>
     </w:pPr>
   </w:style>
+  <w:style w:type="paragraph" w:styleId="Kopfzeile">
+    <w:name w:val="header"/>
+    <w:basedOn w:val="Standard"/>
+    <w:link w:val="KopfzeileZchn"/>
+    <w:uiPriority w:val="99"/>
+    <w:unhideWhenUsed/>
+    <w:rsid w:val="00850503"/>
+    <w:pPr>
+      <w:tabs>
+        <w:tab w:val="center" w:pos="4536"/>
+        <w:tab w:val="right" w:pos="9072"/>
+      </w:tabs>
+      <w:spacing w:after="0" w:line="240" w:lineRule="auto"/>
+    </w:pPr>
+  </w:style>
+  <w:style w:type="character" w:customStyle="1" w:styleId="KopfzeileZchn">
+    <w:name w:val="Kopfzeile Zchn"/>
+    <w:basedOn w:val="Absatz-Standardschriftart"/>
+    <w:link w:val="Kopfzeile"/>
+    <w:uiPriority w:val="99"/>
+    <w:rsid w:val="00850503"/>
+  </w:style>
+  <w:style w:type="paragraph" w:styleId="Fuzeile">
+    <w:name w:val="footer"/>
+    <w:basedOn w:val="Standard"/>
+    <w:link w:val="FuzeileZchn"/>
+    <w:uiPriority w:val="99"/>
+    <w:unhideWhenUsed/>
+    <w:rsid w:val="00850503"/>
+    <w:pPr>
+      <w:tabs>
+        <w:tab w:val="center" w:pos="4536"/>
+        <w:tab w:val="right" w:pos="9072"/>
+      </w:tabs>
+      <w:spacing w:after="0" w:line="240" w:lineRule="auto"/>
+    </w:pPr>
+  </w:style>
+  <w:style w:type="character" w:customStyle="1" w:styleId="FuzeileZchn">
+    <w:name w:val="Fußzeile Zchn"/>
+    <w:basedOn w:val="Absatz-Standardschriftart"/>
+    <w:link w:val="Fuzeile"/>
+    <w:uiPriority w:val="99"/>
+    <w:rsid w:val="00850503"/>
+  </w:style>
 </w:styles>
 </file>
 
